--- a/alg/src/algstudent/s12.UO300737.docx
+++ b/alg/src/algstudent/s12.UO300737.docx
@@ -1,6 +1,6 @@
 
 <file path=word/document.xml><?xml version="1.0" encoding="utf-8"?>
-<w:document xmlns:wpc="http://schemas.microsoft.com/office/word/2010/wordprocessingCanvas" xmlns:cx="http://schemas.microsoft.com/office/drawing/2014/chartex" xmlns:cx1="http://schemas.microsoft.com/office/drawing/2015/9/8/chartex" xmlns:mc="http://schemas.openxmlformats.org/markup-compatibility/2006" xmlns:o="urn:schemas-microsoft-com:office:office" xmlns:r="http://schemas.openxmlformats.org/officeDocument/2006/relationships" xmlns:m="http://schemas.openxmlformats.org/officeDocument/2006/math" xmlns:v="urn:schemas-microsoft-com:vml" xmlns:wp14="http://schemas.microsoft.com/office/word/2010/wordprocessingDrawing" xmlns:wp="http://schemas.openxmlformats.org/drawingml/2006/wordprocessingDrawing" xmlns:w10="urn:schemas-microsoft-com:office:word" xmlns:w="http://schemas.openxmlformats.org/wordprocessingml/2006/main" xmlns:w14="http://schemas.microsoft.com/office/word/2010/wordml" xmlns:w15="http://schemas.microsoft.com/office/word/2012/wordml" xmlns:w16se="http://schemas.microsoft.com/office/word/2015/wordml/symex" xmlns:wpg="http://schemas.microsoft.com/office/word/2010/wordprocessingGroup" xmlns:wpi="http://schemas.microsoft.com/office/word/2010/wordprocessingInk" xmlns:wne="http://schemas.microsoft.com/office/word/2006/wordml" xmlns:wps="http://schemas.microsoft.com/office/word/2010/wordprocessingShape" mc:Ignorable="w14 w15 w16se wp14">
+<w:document xmlns:wpc="http://schemas.microsoft.com/office/word/2010/wordprocessingCanvas" xmlns:cx="http://schemas.microsoft.com/office/drawing/2014/chartex" xmlns:cx1="http://schemas.microsoft.com/office/drawing/2015/9/8/chartex" xmlns:cx2="http://schemas.microsoft.com/office/drawing/2015/10/21/chartex" xmlns:cx3="http://schemas.microsoft.com/office/drawing/2016/5/9/chartex" xmlns:cx4="http://schemas.microsoft.com/office/drawing/2016/5/10/chartex" xmlns:cx5="http://schemas.microsoft.com/office/drawing/2016/5/11/chartex" xmlns:cx6="http://schemas.microsoft.com/office/drawing/2016/5/12/chartex" xmlns:cx7="http://schemas.microsoft.com/office/drawing/2016/5/13/chartex" xmlns:cx8="http://schemas.microsoft.com/office/drawing/2016/5/14/chartex" xmlns:mc="http://schemas.openxmlformats.org/markup-compatibility/2006" xmlns:aink="http://schemas.microsoft.com/office/drawing/2016/ink" xmlns:am3d="http://schemas.microsoft.com/office/drawing/2017/model3d" xmlns:o="urn:schemas-microsoft-com:office:office" xmlns:oel="http://schemas.microsoft.com/office/2019/extlst" xmlns:r="http://schemas.openxmlformats.org/officeDocument/2006/relationships" xmlns:m="http://schemas.openxmlformats.org/officeDocument/2006/math" xmlns:v="urn:schemas-microsoft-com:vml" xmlns:wp14="http://schemas.microsoft.com/office/word/2010/wordprocessingDrawing" xmlns:wp="http://schemas.openxmlformats.org/drawingml/2006/wordprocessingDrawing" xmlns:w10="urn:schemas-microsoft-com:office:word" xmlns:w="http://schemas.openxmlformats.org/wordprocessingml/2006/main" xmlns:w14="http://schemas.microsoft.com/office/word/2010/wordml" xmlns:w15="http://schemas.microsoft.com/office/word/2012/wordml" xmlns:w16cex="http://schemas.microsoft.com/office/word/2018/wordml/cex" xmlns:w16cid="http://schemas.microsoft.com/office/word/2016/wordml/cid" xmlns:w16="http://schemas.microsoft.com/office/word/2018/wordml" xmlns:w16du="http://schemas.microsoft.com/office/word/2023/wordml/word16du" xmlns:w16sdtdh="http://schemas.microsoft.com/office/word/2020/wordml/sdtdatahash" xmlns:w16sdtfl="http://schemas.microsoft.com/office/word/2024/wordml/sdtformatlock" xmlns:w16se="http://schemas.microsoft.com/office/word/2015/wordml/symex" xmlns:wpg="http://schemas.microsoft.com/office/word/2010/wordprocessingGroup" xmlns:wpi="http://schemas.microsoft.com/office/word/2010/wordprocessingInk" xmlns:wne="http://schemas.microsoft.com/office/word/2006/wordml" xmlns:wps="http://schemas.microsoft.com/office/word/2010/wordprocessingShape" mc:Ignorable="w14 w15 w16se w16cid w16 w16cex w16sdtdh w16sdtfl w16du wp14">
   <w:body>
     <w:p>
       <w:pPr>
@@ -82,7 +82,7 @@
           <w:noProof/>
         </w:rPr>
         <w:drawing>
-          <wp:anchor distT="0" distB="0" distL="114300" distR="114300" simplePos="0" relativeHeight="251658240" behindDoc="1" locked="0" layoutInCell="1" allowOverlap="1" wp14:anchorId="21AFEC7D" wp14:editId="5758C212">
+          <wp:anchor distT="0" distB="0" distL="114300" distR="114300" simplePos="0" relativeHeight="251658240" behindDoc="1" locked="0" layoutInCell="1" allowOverlap="1" wp14:anchorId="21AFEC7D" wp14:editId="6FAE4C48">
             <wp:simplePos x="0" y="0"/>
             <wp:positionH relativeFrom="column">
               <wp:posOffset>5049520</wp:posOffset>
@@ -184,493 +184,7 @@
     </w:p>
     <w:p>
       <w:pPr>
-        <w:rPr>
-          <w:b/>
-          <w:sz w:val="28"/>
-          <w:lang w:val="en-US"/>
-        </w:rPr>
-      </w:pPr>
-      <w:r>
-        <w:rPr>
-          <w:b/>
-          <w:sz w:val="28"/>
-          <w:lang w:val="en-US"/>
-        </w:rPr>
-        <w:t>¿How many years can we continue using currentTimeMillis()?</w:t>
-      </w:r>
-    </w:p>
-    <w:p>
-      <w:pPr>
-        <w:rPr>
-          <w:rFonts w:ascii="Arial" w:hAnsi="Arial" w:cs="Arial"/>
-          <w:color w:val="1F1F1F"/>
-          <w:sz w:val="22"/>
-          <w:szCs w:val="45"/>
-          <w:shd w:val="clear" w:color="auto" w:fill="FFFFFF"/>
-          <w:lang w:val="en-US"/>
-        </w:rPr>
-      </w:pPr>
-      <w:r>
-        <w:rPr>
-          <w:sz w:val="22"/>
-          <w:lang w:val="en-US"/>
-        </w:rPr>
-        <w:t>2^64</w:t>
-      </w:r>
-      <w:r>
-        <w:rPr>
-          <w:sz w:val="22"/>
-          <w:lang w:val="en-US"/>
-        </w:rPr>
-        <w:t>/2</w:t>
-      </w:r>
-      <w:r>
-        <w:rPr>
-          <w:sz w:val="22"/>
-          <w:lang w:val="en-US"/>
-        </w:rPr>
-        <w:t xml:space="preserve"> = </w:t>
-      </w:r>
-      <w:r>
-        <w:rPr>
-          <w:rFonts w:ascii="Arial" w:hAnsi="Arial" w:cs="Arial"/>
-          <w:color w:val="1F1F1F"/>
-          <w:sz w:val="22"/>
-          <w:szCs w:val="30"/>
-          <w:shd w:val="clear" w:color="auto" w:fill="FFFFFF"/>
-          <w:lang w:val="en-US"/>
-        </w:rPr>
-        <w:t>9 223 372 036 854 775 807</w:t>
-      </w:r>
-      <w:r>
-        <w:rPr>
-          <w:rFonts w:ascii="Arial" w:hAnsi="Arial" w:cs="Arial"/>
-          <w:color w:val="1F1F1F"/>
-          <w:sz w:val="22"/>
-          <w:szCs w:val="30"/>
-          <w:shd w:val="clear" w:color="auto" w:fill="FFFFFF"/>
-          <w:lang w:val="en-US"/>
-        </w:rPr>
-        <w:t xml:space="preserve">   </w:t>
-      </w:r>
-      <w:r>
-        <w:rPr>
-          <w:rFonts w:ascii="Arial" w:hAnsi="Arial" w:cs="Arial"/>
-          <w:color w:val="1F1F1F"/>
-          <w:sz w:val="22"/>
-          <w:szCs w:val="45"/>
-          <w:shd w:val="clear" w:color="auto" w:fill="FFFFFF"/>
-          <w:lang w:val="en-US"/>
-        </w:rPr>
-        <w:t xml:space="preserve">Max number </w:t>
-      </w:r>
-      <w:r>
-        <w:rPr>
-          <w:rFonts w:ascii="Arial" w:hAnsi="Arial" w:cs="Arial"/>
-          <w:color w:val="1F1F1F"/>
-          <w:sz w:val="22"/>
-          <w:szCs w:val="45"/>
-          <w:shd w:val="clear" w:color="auto" w:fill="FFFFFF"/>
-          <w:lang w:val="en-US"/>
-        </w:rPr>
-        <w:t>achievable (half because of negative numbers)</w:t>
-      </w:r>
-    </w:p>
-    <w:p>
-      <w:pPr>
-        <w:rPr>
-          <w:rFonts w:ascii="Arial" w:hAnsi="Arial" w:cs="Arial"/>
-          <w:color w:val="1F1F1F"/>
-          <w:sz w:val="22"/>
-          <w:szCs w:val="45"/>
-          <w:shd w:val="clear" w:color="auto" w:fill="FFFFFF"/>
-          <w:lang w:val="en-US"/>
-        </w:rPr>
-      </w:pPr>
-      <w:r>
-        <w:rPr>
-          <w:rFonts w:ascii="Arial" w:hAnsi="Arial" w:cs="Arial"/>
-          <w:color w:val="1F1F1F"/>
-          <w:sz w:val="22"/>
-          <w:szCs w:val="45"/>
-          <w:shd w:val="clear" w:color="auto" w:fill="FFFFFF"/>
-          <w:lang w:val="en-US"/>
-        </w:rPr>
-        <w:t xml:space="preserve">1000 * 60 * 60 *24 *365,25 = </w:t>
-      </w:r>
-      <w:r>
-        <w:rPr>
-          <w:rFonts w:ascii="Arial" w:hAnsi="Arial" w:cs="Arial"/>
-          <w:color w:val="1F1F1F"/>
-          <w:sz w:val="22"/>
-          <w:szCs w:val="45"/>
-          <w:shd w:val="clear" w:color="auto" w:fill="FFFFFF"/>
-          <w:lang w:val="en-US"/>
-        </w:rPr>
-        <w:t>31557600000</w:t>
-      </w:r>
-      <w:r>
-        <w:rPr>
-          <w:rFonts w:ascii="Arial" w:hAnsi="Arial" w:cs="Arial"/>
-          <w:color w:val="1F1F1F"/>
-          <w:sz w:val="22"/>
-          <w:szCs w:val="45"/>
-          <w:shd w:val="clear" w:color="auto" w:fill="FFFFFF"/>
-          <w:lang w:val="en-US"/>
-        </w:rPr>
-        <w:t xml:space="preserve"> milliseconds in a year</w:t>
-      </w:r>
-    </w:p>
-    <w:p>
-      <w:pPr>
-        <w:rPr>
-          <w:rFonts w:ascii="Arial" w:hAnsi="Arial" w:cs="Arial"/>
-          <w:color w:val="1F1F1F"/>
-          <w:sz w:val="22"/>
-          <w:szCs w:val="45"/>
-          <w:shd w:val="clear" w:color="auto" w:fill="FFFFFF"/>
-          <w:lang w:val="en-US"/>
-        </w:rPr>
-      </w:pPr>
-    </w:p>
-    <w:p>
-      <w:pPr>
-        <w:rPr>
-          <w:rFonts w:ascii="Arial" w:hAnsi="Arial" w:cs="Arial"/>
-          <w:color w:val="1F1F1F"/>
-          <w:sz w:val="22"/>
-          <w:szCs w:val="30"/>
-          <w:shd w:val="clear" w:color="auto" w:fill="FFFFFF"/>
-          <w:lang w:val="en-US"/>
-        </w:rPr>
-      </w:pPr>
-      <w:r>
-        <w:rPr>
-          <w:rFonts w:ascii="Arial" w:hAnsi="Arial" w:cs="Arial"/>
-          <w:color w:val="1F1F1F"/>
-          <w:sz w:val="22"/>
-          <w:szCs w:val="30"/>
-          <w:shd w:val="clear" w:color="auto" w:fill="FFFFFF"/>
-          <w:lang w:val="en-US"/>
-        </w:rPr>
-        <w:t>9 223 372 036 854 775 807</w:t>
-      </w:r>
-      <w:r>
-        <w:rPr>
-          <w:rFonts w:ascii="Arial" w:hAnsi="Arial" w:cs="Arial"/>
-          <w:color w:val="1F1F1F"/>
-          <w:sz w:val="22"/>
-          <w:szCs w:val="30"/>
-          <w:shd w:val="clear" w:color="auto" w:fill="FFFFFF"/>
-          <w:lang w:val="en-US"/>
-        </w:rPr>
-        <w:t xml:space="preserve"> / </w:t>
-      </w:r>
-      <w:r>
-        <w:rPr>
-          <w:rFonts w:ascii="Arial" w:hAnsi="Arial" w:cs="Arial"/>
-          <w:color w:val="1F1F1F"/>
-          <w:sz w:val="22"/>
-          <w:szCs w:val="45"/>
-          <w:shd w:val="clear" w:color="auto" w:fill="FFFFFF"/>
-          <w:lang w:val="en-US"/>
-        </w:rPr>
-        <w:t>31557600000</w:t>
-      </w:r>
-      <w:r>
-        <w:rPr>
-          <w:rFonts w:ascii="Arial" w:hAnsi="Arial" w:cs="Arial"/>
-          <w:color w:val="1F1F1F"/>
-          <w:sz w:val="22"/>
-          <w:szCs w:val="45"/>
-          <w:shd w:val="clear" w:color="auto" w:fill="FFFFFF"/>
-          <w:lang w:val="en-US"/>
-        </w:rPr>
-        <w:t xml:space="preserve"> = </w:t>
-      </w:r>
-      <w:r>
-        <w:rPr>
-          <w:rFonts w:ascii="Arial" w:hAnsi="Arial" w:cs="Arial"/>
-          <w:color w:val="1F1F1F"/>
-          <w:sz w:val="22"/>
-          <w:szCs w:val="45"/>
-          <w:shd w:val="clear" w:color="auto" w:fill="FFFFFF"/>
-          <w:lang w:val="en-US"/>
-        </w:rPr>
-        <w:t>292 271 023 years</w:t>
-      </w:r>
-    </w:p>
-    <w:p>
-      <w:pPr>
-        <w:rPr>
-          <w:rFonts w:ascii="Arial" w:hAnsi="Arial" w:cs="Arial"/>
-          <w:color w:val="1F1F1F"/>
-          <w:sz w:val="22"/>
-          <w:szCs w:val="45"/>
-          <w:shd w:val="clear" w:color="auto" w:fill="FFFFFF"/>
-          <w:lang w:val="en-US"/>
-        </w:rPr>
-      </w:pPr>
-      <w:r>
-        <w:rPr>
-          <w:rFonts w:ascii="Arial" w:hAnsi="Arial" w:cs="Arial"/>
-          <w:color w:val="1F1F1F"/>
-          <w:sz w:val="22"/>
-          <w:szCs w:val="45"/>
-          <w:shd w:val="clear" w:color="auto" w:fill="FFFFFF"/>
-          <w:lang w:val="en-US"/>
-        </w:rPr>
-        <w:t>Dividing the max positive possible long number between the milliseconds that a year has, we will get the amount of years that currentTimeMillis() will work. So we just have to subtract the years that it has been working to know the years left:</w:t>
-      </w:r>
-    </w:p>
-    <w:p>
-      <w:pPr>
-        <w:rPr>
-          <w:rFonts w:ascii="Arial" w:hAnsi="Arial" w:cs="Arial"/>
-          <w:b/>
-          <w:color w:val="1F1F1F"/>
-          <w:sz w:val="22"/>
-          <w:szCs w:val="45"/>
-          <w:shd w:val="clear" w:color="auto" w:fill="FFFFFF"/>
-          <w:lang w:val="en-US"/>
-        </w:rPr>
-      </w:pPr>
-      <w:r>
-        <w:rPr>
-          <w:rFonts w:ascii="Arial" w:hAnsi="Arial" w:cs="Arial"/>
-          <w:color w:val="1F1F1F"/>
-          <w:sz w:val="22"/>
-          <w:szCs w:val="45"/>
-          <w:shd w:val="clear" w:color="auto" w:fill="FFFFFF"/>
-          <w:lang w:val="en-US"/>
-        </w:rPr>
-        <w:t>292 271 023</w:t>
-      </w:r>
-      <w:r>
-        <w:rPr>
-          <w:rFonts w:ascii="Arial" w:hAnsi="Arial" w:cs="Arial"/>
-          <w:color w:val="1F1F1F"/>
-          <w:sz w:val="22"/>
-          <w:szCs w:val="45"/>
-          <w:shd w:val="clear" w:color="auto" w:fill="FFFFFF"/>
-          <w:lang w:val="en-US"/>
-        </w:rPr>
-        <w:t xml:space="preserve"> – (2025-1970) = </w:t>
-      </w:r>
-      <w:r>
-        <w:rPr>
-          <w:rFonts w:ascii="Arial" w:hAnsi="Arial" w:cs="Arial"/>
-          <w:b/>
-          <w:color w:val="1F1F1F"/>
-          <w:sz w:val="22"/>
-          <w:szCs w:val="45"/>
-          <w:shd w:val="clear" w:color="auto" w:fill="FFFFFF"/>
-          <w:lang w:val="en-US"/>
-        </w:rPr>
-        <w:t>292270968 years</w:t>
-      </w:r>
-    </w:p>
-    <w:p>
-      <w:pPr>
-        <w:rPr>
-          <w:rFonts w:ascii="Arial" w:hAnsi="Arial" w:cs="Arial"/>
-          <w:b/>
-          <w:color w:val="1F1F1F"/>
-          <w:szCs w:val="45"/>
-          <w:shd w:val="clear" w:color="auto" w:fill="FFFFFF"/>
-          <w:lang w:val="en-US"/>
-        </w:rPr>
-      </w:pPr>
-    </w:p>
-    <w:p>
-      <w:pPr>
-        <w:rPr>
-          <w:b/>
-          <w:sz w:val="28"/>
-          <w:lang w:val="en-US"/>
-        </w:rPr>
-      </w:pPr>
-      <w:r>
-        <w:rPr>
-          <w:b/>
-          <w:sz w:val="28"/>
-          <w:lang w:val="en-US"/>
-        </w:rPr>
-        <w:t xml:space="preserve">VECTOR 2 - </w:t>
-      </w:r>
-      <w:r>
-        <w:rPr>
-          <w:b/>
-          <w:sz w:val="28"/>
-          <w:lang w:val="en-US"/>
-        </w:rPr>
-        <w:t>Why does the measured time sometimes come out as 0?</w:t>
-      </w:r>
-    </w:p>
-    <w:p>
-      <w:pPr>
-        <w:rPr>
-          <w:lang w:val="en-US"/>
-        </w:rPr>
-      </w:pPr>
-      <w:r>
-        <w:rPr>
-          <w:lang w:val="en-US"/>
-        </w:rPr>
-        <w:t>Becaus</w:t>
-      </w:r>
-      <w:r>
-        <w:rPr>
-          <w:lang w:val="en-US"/>
-        </w:rPr>
-        <w:t>e the elapsed time is so low that the approximation tends to 0.</w:t>
-      </w:r>
-    </w:p>
-    <w:p>
-      <w:pPr>
-        <w:rPr>
-          <w:rFonts w:ascii="Arial" w:hAnsi="Arial" w:cs="Arial"/>
-          <w:color w:val="1F1F1F"/>
-          <w:szCs w:val="45"/>
-          <w:shd w:val="clear" w:color="auto" w:fill="FFFFFF"/>
-          <w:lang w:val="en-US"/>
-        </w:rPr>
-      </w:pPr>
-    </w:p>
-    <w:p>
-      <w:pPr>
-        <w:rPr>
-          <w:b/>
-          <w:sz w:val="28"/>
-          <w:szCs w:val="28"/>
-          <w:lang w:val="en-US"/>
-        </w:rPr>
-      </w:pPr>
-      <w:r>
-        <w:rPr>
-          <w:b/>
-          <w:sz w:val="28"/>
-          <w:szCs w:val="28"/>
-          <w:lang w:val="en-US"/>
-        </w:rPr>
-        <w:t>VECTOR 2 - From what size of problem (n) do we start to get reliable times?</w:t>
-      </w:r>
-    </w:p>
-    <w:p>
-      <w:pPr>
-        <w:rPr>
-          <w:rFonts w:ascii="Arial" w:hAnsi="Arial" w:cs="Arial"/>
-          <w:color w:val="1F1F1F"/>
-          <w:szCs w:val="28"/>
-          <w:shd w:val="clear" w:color="auto" w:fill="FFFFFF"/>
-          <w:lang w:val="en-US"/>
-        </w:rPr>
-      </w:pPr>
-      <w:r>
-        <w:rPr>
-          <w:rFonts w:ascii="Arial" w:hAnsi="Arial" w:cs="Arial"/>
-          <w:color w:val="1F1F1F"/>
-          <w:szCs w:val="28"/>
-          <w:shd w:val="clear" w:color="auto" w:fill="FFFFFF"/>
-          <w:lang w:val="en-US"/>
-        </w:rPr>
-        <w:t>With n &gt;=</w:t>
-      </w:r>
-      <w:r>
-        <w:rPr>
-          <w:rFonts w:ascii="Arial" w:hAnsi="Arial" w:cs="Arial"/>
-          <w:color w:val="1F1F1F"/>
-          <w:szCs w:val="28"/>
-          <w:shd w:val="clear" w:color="auto" w:fill="FFFFFF"/>
-          <w:lang w:val="en-US"/>
-        </w:rPr>
-        <w:t>13</w:t>
-      </w:r>
-      <w:r>
-        <w:rPr>
-          <w:rFonts w:ascii="Arial" w:hAnsi="Arial" w:cs="Arial"/>
-          <w:color w:val="1F1F1F"/>
-          <w:szCs w:val="28"/>
-          <w:shd w:val="clear" w:color="auto" w:fill="FFFFFF"/>
-          <w:lang w:val="en-US"/>
-        </w:rPr>
-        <w:t xml:space="preserve"> </w:t>
-      </w:r>
-      <w:r>
-        <w:rPr>
-          <w:rFonts w:ascii="Arial" w:hAnsi="Arial" w:cs="Arial"/>
-          <w:color w:val="1F1F1F"/>
-          <w:szCs w:val="28"/>
-          <w:shd w:val="clear" w:color="auto" w:fill="FFFFFF"/>
-          <w:lang w:val="en-US"/>
-        </w:rPr>
-        <w:t>000</w:t>
-      </w:r>
-      <w:r>
-        <w:rPr>
-          <w:rFonts w:ascii="Arial" w:hAnsi="Arial" w:cs="Arial"/>
-          <w:color w:val="1F1F1F"/>
-          <w:szCs w:val="28"/>
-          <w:shd w:val="clear" w:color="auto" w:fill="FFFFFF"/>
-          <w:lang w:val="en-US"/>
-        </w:rPr>
-        <w:t xml:space="preserve"> </w:t>
-      </w:r>
-      <w:r>
-        <w:rPr>
-          <w:rFonts w:ascii="Arial" w:hAnsi="Arial" w:cs="Arial"/>
-          <w:color w:val="1F1F1F"/>
-          <w:szCs w:val="28"/>
-          <w:shd w:val="clear" w:color="auto" w:fill="FFFFFF"/>
-          <w:lang w:val="en-US"/>
-        </w:rPr>
-        <w:t>000</w:t>
-      </w:r>
-      <w:r>
-        <w:rPr>
-          <w:rFonts w:ascii="Arial" w:hAnsi="Arial" w:cs="Arial"/>
-          <w:color w:val="1F1F1F"/>
-          <w:szCs w:val="28"/>
-          <w:shd w:val="clear" w:color="auto" w:fill="FFFFFF"/>
-          <w:lang w:val="en-US"/>
-        </w:rPr>
-        <w:t xml:space="preserve"> we get times above 50 seconds, but obviously as we increase n, we increase their reliability.</w:t>
-      </w:r>
-    </w:p>
-    <w:p>
-      <w:pPr>
-        <w:pStyle w:val="TituloApartado1"/>
-        <w:rPr>
-          <w:lang w:val="en-US"/>
-        </w:rPr>
-      </w:pPr>
-      <w:r>
-        <w:rPr>
-          <w:lang w:val="en-US"/>
-        </w:rPr>
-        <w:t xml:space="preserve">Activity </w:t>
-      </w:r>
-      <w:r>
-        <w:rPr>
-          <w:lang w:val="en-US"/>
-        </w:rPr>
-        <w:t>2</w:t>
-      </w:r>
-      <w:r>
-        <w:rPr>
-          <w:lang w:val="en-US"/>
-        </w:rPr>
-        <w:t xml:space="preserve">: </w:t>
-      </w:r>
-      <w:r>
-        <w:rPr>
-          <w:lang w:val="en-US"/>
-        </w:rPr>
-        <w:t>Taking small execution times</w:t>
-      </w:r>
-    </w:p>
-    <w:p>
-      <w:pPr>
+        <w:jc w:val="center"/>
         <w:rPr>
           <w:b/>
           <w:lang w:val="en-US"/>
@@ -681,126 +195,26 @@
           <w:b/>
           <w:lang w:val="en-US"/>
         </w:rPr>
-        <w:t>What happens with time if the problem size is multiplied by 2? What happens with time if the problem size is multiplied by a value k other than 2? (try it, for example, for k=3 and k=4 and check the times obtained)</w:t>
-      </w:r>
-    </w:p>
-    <w:p>
-      <w:pPr>
-        <w:rPr>
-          <w:lang w:val="en-US"/>
-        </w:rPr>
-      </w:pPr>
-      <w:r>
-        <w:rPr>
-          <w:lang w:val="en-US"/>
-        </w:rPr>
-        <w:t xml:space="preserve">Firstly, we it seems that the time grows slower than the size, but as n starts to have a considerable size it looks like the time accelerate and catch up to have a </w:t>
-      </w:r>
-      <w:r>
-        <w:rPr>
-          <w:u w:val="single"/>
-          <w:lang w:val="en-US"/>
-        </w:rPr>
-        <w:t>linear</w:t>
-      </w:r>
-      <w:r>
-        <w:rPr>
-          <w:lang w:val="en-US"/>
-        </w:rPr>
-        <w:t xml:space="preserve"> complexity relation with the size.</w:t>
-      </w:r>
-    </w:p>
-    <w:p>
-      <w:pPr>
-        <w:rPr>
-          <w:lang w:val="en-US"/>
-        </w:rPr>
-      </w:pPr>
-    </w:p>
-    <w:p>
-      <w:pPr>
-        <w:rPr>
-          <w:lang w:val="en-US"/>
-        </w:rPr>
-      </w:pPr>
-    </w:p>
-    <w:p>
-      <w:pPr>
-        <w:rPr>
-          <w:lang w:val="en-US"/>
-        </w:rPr>
-      </w:pPr>
-      <w:r>
-        <w:rPr>
-          <w:b/>
-          <w:lang w:val="en-US"/>
-        </w:rPr>
-        <w:t>PC</w:t>
-      </w:r>
-      <w:r>
-        <w:rPr>
-          <w:lang w:val="en-US"/>
-        </w:rPr>
-        <w:t xml:space="preserve"> =&gt; CPU: </w:t>
-      </w:r>
-      <w:r>
-        <w:rPr>
-          <w:lang w:val="en-US"/>
-        </w:rPr>
-        <w:t>12th Gen Intel(R) Core(TM) i5-12400   2.50 GHz</w:t>
-      </w:r>
-      <w:r>
-        <w:rPr>
-          <w:lang w:val="en-US"/>
-        </w:rPr>
-        <w:t>, RAM: 16 GB</w:t>
-      </w:r>
-    </w:p>
-    <w:p>
-      <w:pPr>
-        <w:rPr>
-          <w:lang w:val="en-US"/>
-        </w:rPr>
-      </w:pPr>
-    </w:p>
-    <w:p>
-      <w:pPr>
-        <w:jc w:val="center"/>
-        <w:rPr>
-          <w:b/>
-          <w:lang w:val="en-US"/>
-        </w:rPr>
-      </w:pPr>
-      <w:r>
-        <w:rPr>
-          <w:b/>
-          <w:lang w:val="en-US"/>
-        </w:rPr>
-        <w:t>TABLE1 (times in mil</w:t>
-      </w:r>
-      <w:r>
-        <w:rPr>
-          <w:b/>
-          <w:lang w:val="en-US"/>
-        </w:rPr>
-        <w:t>liseconds WITHOUT OPTIMIZATION)</w:t>
+        <w:t>TABLE1 (times in milliseconds WITHOUT OPTIMIZATION)</w:t>
       </w:r>
     </w:p>
     <w:tbl>
       <w:tblPr>
         <w:tblStyle w:val="Tablaconcuadrcula"/>
-        <w:tblW w:w="0" w:type="auto"/>
+        <w:tblW w:w="8767" w:type="dxa"/>
         <w:tblLook w:val="04A0" w:firstRow="1" w:lastRow="0" w:firstColumn="1" w:lastColumn="0" w:noHBand="0" w:noVBand="1"/>
       </w:tblPr>
       <w:tblGrid>
-        <w:gridCol w:w="2922"/>
-        <w:gridCol w:w="2922"/>
-        <w:gridCol w:w="2923"/>
+        <w:gridCol w:w="1908"/>
+        <w:gridCol w:w="1653"/>
+        <w:gridCol w:w="1792"/>
+        <w:gridCol w:w="1730"/>
+        <w:gridCol w:w="1684"/>
       </w:tblGrid>
       <w:tr>
         <w:tc>
           <w:tcPr>
-            <w:tcW w:w="2922" w:type="dxa"/>
+            <w:tcW w:w="1908" w:type="dxa"/>
           </w:tcPr>
           <w:p>
             <w:pPr>
@@ -830,7 +244,7 @@
         </w:tc>
         <w:tc>
           <w:tcPr>
-            <w:tcW w:w="2922" w:type="dxa"/>
+            <w:tcW w:w="1653" w:type="dxa"/>
           </w:tcPr>
           <w:p>
             <w:pPr>
@@ -844,13 +258,13 @@
                 <w:b/>
                 <w:lang w:val="en-US"/>
               </w:rPr>
-              <w:t>Tsum</w:t>
+              <w:t>tLoop1</w:t>
             </w:r>
           </w:p>
         </w:tc>
         <w:tc>
           <w:tcPr>
-            <w:tcW w:w="2923" w:type="dxa"/>
+            <w:tcW w:w="1792" w:type="dxa"/>
           </w:tcPr>
           <w:p>
             <w:pPr>
@@ -864,7 +278,47 @@
                 <w:b/>
                 <w:lang w:val="en-US"/>
               </w:rPr>
-              <w:t>Tmaximun</w:t>
+              <w:t>tLoop2</w:t>
+            </w:r>
+          </w:p>
+        </w:tc>
+        <w:tc>
+          <w:tcPr>
+            <w:tcW w:w="1730" w:type="dxa"/>
+          </w:tcPr>
+          <w:p>
+            <w:pPr>
+              <w:rPr>
+                <w:b/>
+                <w:lang w:val="en-US"/>
+              </w:rPr>
+            </w:pPr>
+            <w:r>
+              <w:rPr>
+                <w:b/>
+                <w:lang w:val="en-US"/>
+              </w:rPr>
+              <w:t>tLoop3</w:t>
+            </w:r>
+          </w:p>
+        </w:tc>
+        <w:tc>
+          <w:tcPr>
+            <w:tcW w:w="1684" w:type="dxa"/>
+          </w:tcPr>
+          <w:p>
+            <w:pPr>
+              <w:rPr>
+                <w:b/>
+                <w:lang w:val="en-US"/>
+              </w:rPr>
+            </w:pPr>
+            <w:r>
+              <w:rPr>
+                <w:b/>
+                <w:lang w:val="en-US"/>
+              </w:rPr>
+              <w:t>tLoop4</w:t>
             </w:r>
           </w:p>
         </w:tc>
@@ -872,7 +326,7 @@
       <w:tr>
         <w:tc>
           <w:tcPr>
-            <w:tcW w:w="2922" w:type="dxa"/>
+            <w:tcW w:w="1908" w:type="dxa"/>
           </w:tcPr>
           <w:p>
             <w:pPr>
@@ -893,7 +347,7 @@
         </w:tc>
         <w:tc>
           <w:tcPr>
-            <w:tcW w:w="2922" w:type="dxa"/>
+            <w:tcW w:w="1653" w:type="dxa"/>
           </w:tcPr>
           <w:p>
             <w:pPr>
@@ -906,13 +360,13 @@
               <w:rPr>
                 <w:lang w:val="en-US"/>
               </w:rPr>
-              <w:t>85 / 1000000</w:t>
+              <w:t>0,016</w:t>
             </w:r>
           </w:p>
         </w:tc>
         <w:tc>
           <w:tcPr>
-            <w:tcW w:w="2923" w:type="dxa"/>
+            <w:tcW w:w="1792" w:type="dxa"/>
           </w:tcPr>
           <w:p>
             <w:pPr>
@@ -925,27 +379,41 @@
               <w:rPr>
                 <w:lang w:val="en-US"/>
               </w:rPr>
-              <w:t>1</w:t>
+              <w:t>119 / 1000000</w:t>
             </w:r>
-            <w:r>
-              <w:rPr>
-                <w:lang w:val="en-US"/>
-              </w:rPr>
-              <w:t xml:space="preserve">19 </w:t>
-            </w:r>
-            <w:r>
-              <w:rPr>
-                <w:lang w:val="en-US"/>
-              </w:rPr>
-              <w:t>/ 1000000</w:t>
-            </w:r>
+          </w:p>
+        </w:tc>
+        <w:tc>
+          <w:tcPr>
+            <w:tcW w:w="1730" w:type="dxa"/>
+          </w:tcPr>
+          <w:p>
+            <w:pPr>
+              <w:jc w:val="center"/>
+              <w:rPr>
+                <w:lang w:val="en-US"/>
+              </w:rPr>
+            </w:pPr>
+          </w:p>
+        </w:tc>
+        <w:tc>
+          <w:tcPr>
+            <w:tcW w:w="1684" w:type="dxa"/>
+          </w:tcPr>
+          <w:p>
+            <w:pPr>
+              <w:jc w:val="center"/>
+              <w:rPr>
+                <w:lang w:val="en-US"/>
+              </w:rPr>
+            </w:pPr>
           </w:p>
         </w:tc>
       </w:tr>
       <w:tr>
         <w:tc>
           <w:tcPr>
-            <w:tcW w:w="2922" w:type="dxa"/>
+            <w:tcW w:w="1908" w:type="dxa"/>
           </w:tcPr>
           <w:p>
             <w:pPr>
@@ -963,7 +431,7 @@
         </w:tc>
         <w:tc>
           <w:tcPr>
-            <w:tcW w:w="2922" w:type="dxa"/>
+            <w:tcW w:w="1653" w:type="dxa"/>
           </w:tcPr>
           <w:p>
             <w:pPr>
@@ -976,25 +444,32 @@
               <w:rPr>
                 <w:lang w:val="en-US"/>
               </w:rPr>
-              <w:t>1</w:t>
+              <w:t>0,033</w:t>
             </w:r>
+          </w:p>
+        </w:tc>
+        <w:tc>
+          <w:tcPr>
+            <w:tcW w:w="1792" w:type="dxa"/>
+          </w:tcPr>
+          <w:p>
+            <w:pPr>
+              <w:jc w:val="center"/>
+              <w:rPr>
+                <w:lang w:val="en-US"/>
+              </w:rPr>
+            </w:pPr>
             <w:r>
               <w:rPr>
                 <w:lang w:val="en-US"/>
               </w:rPr>
-              <w:t xml:space="preserve">14 </w:t>
+              <w:t>186 / 1000000</w:t>
             </w:r>
-            <w:r>
-              <w:rPr>
-                <w:lang w:val="en-US"/>
-              </w:rPr>
-              <w:t>/ 1000000</w:t>
-            </w:r>
-          </w:p>
-        </w:tc>
-        <w:tc>
-          <w:tcPr>
-            <w:tcW w:w="2923" w:type="dxa"/>
+          </w:p>
+        </w:tc>
+        <w:tc>
+          <w:tcPr>
+            <w:tcW w:w="1730" w:type="dxa"/>
           </w:tcPr>
           <w:p>
             <w:pPr>
@@ -1003,25 +478,26 @@
                 <w:lang w:val="en-US"/>
               </w:rPr>
             </w:pPr>
-            <w:r>
-              <w:rPr>
-                <w:lang w:val="en-US"/>
-              </w:rPr>
-              <w:t xml:space="preserve">186 </w:t>
-            </w:r>
-            <w:r>
-              <w:rPr>
-                <w:lang w:val="en-US"/>
-              </w:rPr>
-              <w:t>/ 1000000</w:t>
-            </w:r>
+          </w:p>
+        </w:tc>
+        <w:tc>
+          <w:tcPr>
+            <w:tcW w:w="1684" w:type="dxa"/>
+          </w:tcPr>
+          <w:p>
+            <w:pPr>
+              <w:jc w:val="center"/>
+              <w:rPr>
+                <w:lang w:val="en-US"/>
+              </w:rPr>
+            </w:pPr>
           </w:p>
         </w:tc>
       </w:tr>
       <w:tr>
         <w:tc>
           <w:tcPr>
-            <w:tcW w:w="2922" w:type="dxa"/>
+            <w:tcW w:w="1908" w:type="dxa"/>
           </w:tcPr>
           <w:p>
             <w:pPr>
@@ -1039,7 +515,7 @@
         </w:tc>
         <w:tc>
           <w:tcPr>
-            <w:tcW w:w="2922" w:type="dxa"/>
+            <w:tcW w:w="1653" w:type="dxa"/>
           </w:tcPr>
           <w:p>
             <w:pPr>
@@ -1052,19 +528,32 @@
               <w:rPr>
                 <w:lang w:val="en-US"/>
               </w:rPr>
-              <w:t>188</w:t>
+              <w:t>0,0701</w:t>
             </w:r>
+          </w:p>
+        </w:tc>
+        <w:tc>
+          <w:tcPr>
+            <w:tcW w:w="1792" w:type="dxa"/>
+          </w:tcPr>
+          <w:p>
+            <w:pPr>
+              <w:jc w:val="center"/>
+              <w:rPr>
+                <w:lang w:val="en-US"/>
+              </w:rPr>
+            </w:pPr>
             <w:r>
               <w:rPr>
                 <w:lang w:val="en-US"/>
               </w:rPr>
-              <w:t>/ 1000000</w:t>
+              <w:t>350 / 1000000</w:t>
             </w:r>
           </w:p>
         </w:tc>
         <w:tc>
           <w:tcPr>
-            <w:tcW w:w="2923" w:type="dxa"/>
+            <w:tcW w:w="1730" w:type="dxa"/>
           </w:tcPr>
           <w:p>
             <w:pPr>
@@ -1073,25 +562,26 @@
                 <w:lang w:val="en-US"/>
               </w:rPr>
             </w:pPr>
-            <w:r>
-              <w:rPr>
-                <w:lang w:val="en-US"/>
-              </w:rPr>
-              <w:t xml:space="preserve">350 </w:t>
-            </w:r>
-            <w:r>
-              <w:rPr>
-                <w:lang w:val="en-US"/>
-              </w:rPr>
-              <w:t>/ 1000000</w:t>
-            </w:r>
+          </w:p>
+        </w:tc>
+        <w:tc>
+          <w:tcPr>
+            <w:tcW w:w="1684" w:type="dxa"/>
+          </w:tcPr>
+          <w:p>
+            <w:pPr>
+              <w:jc w:val="center"/>
+              <w:rPr>
+                <w:lang w:val="en-US"/>
+              </w:rPr>
+            </w:pPr>
           </w:p>
         </w:tc>
       </w:tr>
       <w:tr>
         <w:tc>
           <w:tcPr>
-            <w:tcW w:w="2922" w:type="dxa"/>
+            <w:tcW w:w="1908" w:type="dxa"/>
           </w:tcPr>
           <w:p>
             <w:pPr>
@@ -1109,7 +599,7 @@
         </w:tc>
         <w:tc>
           <w:tcPr>
-            <w:tcW w:w="2922" w:type="dxa"/>
+            <w:tcW w:w="1653" w:type="dxa"/>
           </w:tcPr>
           <w:p>
             <w:pPr>
@@ -1122,19 +612,32 @@
               <w:rPr>
                 <w:lang w:val="en-US"/>
               </w:rPr>
-              <w:t xml:space="preserve">334 </w:t>
+              <w:t>0,166</w:t>
             </w:r>
+          </w:p>
+        </w:tc>
+        <w:tc>
+          <w:tcPr>
+            <w:tcW w:w="1792" w:type="dxa"/>
+          </w:tcPr>
+          <w:p>
+            <w:pPr>
+              <w:jc w:val="center"/>
+              <w:rPr>
+                <w:lang w:val="en-US"/>
+              </w:rPr>
+            </w:pPr>
             <w:r>
               <w:rPr>
                 <w:lang w:val="en-US"/>
               </w:rPr>
-              <w:t>/ 1000000</w:t>
+              <w:t>642 / 1000000</w:t>
             </w:r>
           </w:p>
         </w:tc>
         <w:tc>
           <w:tcPr>
-            <w:tcW w:w="2923" w:type="dxa"/>
+            <w:tcW w:w="1730" w:type="dxa"/>
           </w:tcPr>
           <w:p>
             <w:pPr>
@@ -1143,25 +646,26 @@
                 <w:lang w:val="en-US"/>
               </w:rPr>
             </w:pPr>
-            <w:r>
-              <w:rPr>
-                <w:lang w:val="en-US"/>
-              </w:rPr>
-              <w:t xml:space="preserve">642 </w:t>
-            </w:r>
-            <w:r>
-              <w:rPr>
-                <w:lang w:val="en-US"/>
-              </w:rPr>
-              <w:t>/ 1000000</w:t>
-            </w:r>
+          </w:p>
+        </w:tc>
+        <w:tc>
+          <w:tcPr>
+            <w:tcW w:w="1684" w:type="dxa"/>
+          </w:tcPr>
+          <w:p>
+            <w:pPr>
+              <w:jc w:val="center"/>
+              <w:rPr>
+                <w:lang w:val="en-US"/>
+              </w:rPr>
+            </w:pPr>
           </w:p>
         </w:tc>
       </w:tr>
       <w:tr>
         <w:tc>
           <w:tcPr>
-            <w:tcW w:w="2922" w:type="dxa"/>
+            <w:tcW w:w="1908" w:type="dxa"/>
           </w:tcPr>
           <w:p>
             <w:pPr>
@@ -1179,7 +683,7 @@
         </w:tc>
         <w:tc>
           <w:tcPr>
-            <w:tcW w:w="2922" w:type="dxa"/>
+            <w:tcW w:w="1653" w:type="dxa"/>
           </w:tcPr>
           <w:p>
             <w:pPr>
@@ -1192,19 +696,32 @@
               <w:rPr>
                 <w:lang w:val="en-US"/>
               </w:rPr>
-              <w:t xml:space="preserve">631 </w:t>
+              <w:t>0,3674</w:t>
             </w:r>
+          </w:p>
+        </w:tc>
+        <w:tc>
+          <w:tcPr>
+            <w:tcW w:w="1792" w:type="dxa"/>
+          </w:tcPr>
+          <w:p>
+            <w:pPr>
+              <w:jc w:val="center"/>
+              <w:rPr>
+                <w:lang w:val="en-US"/>
+              </w:rPr>
+            </w:pPr>
             <w:r>
               <w:rPr>
                 <w:lang w:val="en-US"/>
               </w:rPr>
-              <w:t>/ 1000000</w:t>
+              <w:t>1012 / 1000000</w:t>
             </w:r>
           </w:p>
         </w:tc>
         <w:tc>
           <w:tcPr>
-            <w:tcW w:w="2923" w:type="dxa"/>
+            <w:tcW w:w="1730" w:type="dxa"/>
           </w:tcPr>
           <w:p>
             <w:pPr>
@@ -1213,25 +730,26 @@
                 <w:lang w:val="en-US"/>
               </w:rPr>
             </w:pPr>
-            <w:r>
-              <w:rPr>
-                <w:lang w:val="en-US"/>
-              </w:rPr>
-              <w:t xml:space="preserve">1012 </w:t>
-            </w:r>
-            <w:r>
-              <w:rPr>
-                <w:lang w:val="en-US"/>
-              </w:rPr>
-              <w:t>/ 1000000</w:t>
-            </w:r>
+          </w:p>
+        </w:tc>
+        <w:tc>
+          <w:tcPr>
+            <w:tcW w:w="1684" w:type="dxa"/>
+          </w:tcPr>
+          <w:p>
+            <w:pPr>
+              <w:jc w:val="center"/>
+              <w:rPr>
+                <w:lang w:val="en-US"/>
+              </w:rPr>
+            </w:pPr>
           </w:p>
         </w:tc>
       </w:tr>
       <w:tr>
         <w:tc>
           <w:tcPr>
-            <w:tcW w:w="2922" w:type="dxa"/>
+            <w:tcW w:w="1908" w:type="dxa"/>
           </w:tcPr>
           <w:p>
             <w:pPr>
@@ -1249,7 +767,7 @@
         </w:tc>
         <w:tc>
           <w:tcPr>
-            <w:tcW w:w="2922" w:type="dxa"/>
+            <w:tcW w:w="1653" w:type="dxa"/>
           </w:tcPr>
           <w:p>
             <w:pPr>
@@ -1262,19 +780,32 @@
               <w:rPr>
                 <w:lang w:val="en-US"/>
               </w:rPr>
-              <w:t xml:space="preserve">1239 </w:t>
+              <w:t>0,7829</w:t>
             </w:r>
+          </w:p>
+        </w:tc>
+        <w:tc>
+          <w:tcPr>
+            <w:tcW w:w="1792" w:type="dxa"/>
+          </w:tcPr>
+          <w:p>
+            <w:pPr>
+              <w:jc w:val="center"/>
+              <w:rPr>
+                <w:lang w:val="en-US"/>
+              </w:rPr>
+            </w:pPr>
             <w:r>
               <w:rPr>
                 <w:lang w:val="en-US"/>
               </w:rPr>
-              <w:t>/ 1000000</w:t>
+              <w:t>1823 / 1000000</w:t>
             </w:r>
           </w:p>
         </w:tc>
         <w:tc>
           <w:tcPr>
-            <w:tcW w:w="2923" w:type="dxa"/>
+            <w:tcW w:w="1730" w:type="dxa"/>
           </w:tcPr>
           <w:p>
             <w:pPr>
@@ -1283,25 +814,26 @@
                 <w:lang w:val="en-US"/>
               </w:rPr>
             </w:pPr>
-            <w:r>
-              <w:rPr>
-                <w:lang w:val="en-US"/>
-              </w:rPr>
-              <w:t xml:space="preserve">1823 </w:t>
-            </w:r>
-            <w:r>
-              <w:rPr>
-                <w:lang w:val="en-US"/>
-              </w:rPr>
-              <w:t>/ 1000000</w:t>
-            </w:r>
+          </w:p>
+        </w:tc>
+        <w:tc>
+          <w:tcPr>
+            <w:tcW w:w="1684" w:type="dxa"/>
+          </w:tcPr>
+          <w:p>
+            <w:pPr>
+              <w:jc w:val="center"/>
+              <w:rPr>
+                <w:lang w:val="en-US"/>
+              </w:rPr>
+            </w:pPr>
           </w:p>
         </w:tc>
       </w:tr>
       <w:tr>
         <w:tc>
           <w:tcPr>
-            <w:tcW w:w="2922" w:type="dxa"/>
+            <w:tcW w:w="1908" w:type="dxa"/>
           </w:tcPr>
           <w:p>
             <w:pPr>
@@ -1319,7 +851,7 @@
         </w:tc>
         <w:tc>
           <w:tcPr>
-            <w:tcW w:w="2922" w:type="dxa"/>
+            <w:tcW w:w="1653" w:type="dxa"/>
           </w:tcPr>
           <w:p>
             <w:pPr>
@@ -1332,19 +864,32 @@
               <w:rPr>
                 <w:lang w:val="en-US"/>
               </w:rPr>
-              <w:t xml:space="preserve">2452 </w:t>
+              <w:t>1,6937</w:t>
             </w:r>
+          </w:p>
+        </w:tc>
+        <w:tc>
+          <w:tcPr>
+            <w:tcW w:w="1792" w:type="dxa"/>
+          </w:tcPr>
+          <w:p>
+            <w:pPr>
+              <w:jc w:val="center"/>
+              <w:rPr>
+                <w:lang w:val="en-US"/>
+              </w:rPr>
+            </w:pPr>
             <w:r>
               <w:rPr>
                 <w:lang w:val="en-US"/>
               </w:rPr>
-              <w:t>/ 1000000</w:t>
+              <w:t>3646 / 1000000</w:t>
             </w:r>
           </w:p>
         </w:tc>
         <w:tc>
           <w:tcPr>
-            <w:tcW w:w="2923" w:type="dxa"/>
+            <w:tcW w:w="1730" w:type="dxa"/>
           </w:tcPr>
           <w:p>
             <w:pPr>
@@ -1353,25 +898,26 @@
                 <w:lang w:val="en-US"/>
               </w:rPr>
             </w:pPr>
-            <w:r>
-              <w:rPr>
-                <w:lang w:val="en-US"/>
-              </w:rPr>
-              <w:t xml:space="preserve">3646 </w:t>
-            </w:r>
-            <w:r>
-              <w:rPr>
-                <w:lang w:val="en-US"/>
-              </w:rPr>
-              <w:t>/ 1000000</w:t>
-            </w:r>
+          </w:p>
+        </w:tc>
+        <w:tc>
+          <w:tcPr>
+            <w:tcW w:w="1684" w:type="dxa"/>
+          </w:tcPr>
+          <w:p>
+            <w:pPr>
+              <w:jc w:val="center"/>
+              <w:rPr>
+                <w:lang w:val="en-US"/>
+              </w:rPr>
+            </w:pPr>
           </w:p>
         </w:tc>
       </w:tr>
       <w:tr>
         <w:tc>
           <w:tcPr>
-            <w:tcW w:w="2922" w:type="dxa"/>
+            <w:tcW w:w="1908" w:type="dxa"/>
           </w:tcPr>
           <w:p>
             <w:pPr>
@@ -1389,7 +935,7 @@
         </w:tc>
         <w:tc>
           <w:tcPr>
-            <w:tcW w:w="2922" w:type="dxa"/>
+            <w:tcW w:w="1653" w:type="dxa"/>
           </w:tcPr>
           <w:p>
             <w:pPr>
@@ -1402,19 +948,32 @@
               <w:rPr>
                 <w:lang w:val="en-US"/>
               </w:rPr>
-              <w:t xml:space="preserve">4855 </w:t>
+              <w:t>3,7084</w:t>
             </w:r>
+          </w:p>
+        </w:tc>
+        <w:tc>
+          <w:tcPr>
+            <w:tcW w:w="1792" w:type="dxa"/>
+          </w:tcPr>
+          <w:p>
+            <w:pPr>
+              <w:jc w:val="center"/>
+              <w:rPr>
+                <w:lang w:val="en-US"/>
+              </w:rPr>
+            </w:pPr>
             <w:r>
               <w:rPr>
                 <w:lang w:val="en-US"/>
               </w:rPr>
-              <w:t>/ 1000000</w:t>
+              <w:t>7140 / 1000000</w:t>
             </w:r>
           </w:p>
         </w:tc>
         <w:tc>
           <w:tcPr>
-            <w:tcW w:w="2923" w:type="dxa"/>
+            <w:tcW w:w="1730" w:type="dxa"/>
           </w:tcPr>
           <w:p>
             <w:pPr>
@@ -1423,25 +982,26 @@
                 <w:lang w:val="en-US"/>
               </w:rPr>
             </w:pPr>
-            <w:r>
-              <w:rPr>
-                <w:lang w:val="en-US"/>
-              </w:rPr>
-              <w:t xml:space="preserve">7140 </w:t>
-            </w:r>
-            <w:r>
-              <w:rPr>
-                <w:lang w:val="en-US"/>
-              </w:rPr>
-              <w:t>/ 1000000</w:t>
-            </w:r>
+          </w:p>
+        </w:tc>
+        <w:tc>
+          <w:tcPr>
+            <w:tcW w:w="1684" w:type="dxa"/>
+          </w:tcPr>
+          <w:p>
+            <w:pPr>
+              <w:jc w:val="center"/>
+              <w:rPr>
+                <w:lang w:val="en-US"/>
+              </w:rPr>
+            </w:pPr>
           </w:p>
         </w:tc>
       </w:tr>
       <w:tr>
         <w:tc>
           <w:tcPr>
-            <w:tcW w:w="2922" w:type="dxa"/>
+            <w:tcW w:w="1908" w:type="dxa"/>
           </w:tcPr>
           <w:p>
             <w:pPr>
@@ -1459,7 +1019,7 @@
         </w:tc>
         <w:tc>
           <w:tcPr>
-            <w:tcW w:w="2922" w:type="dxa"/>
+            <w:tcW w:w="1653" w:type="dxa"/>
           </w:tcPr>
           <w:p>
             <w:pPr>
@@ -1472,19 +1032,32 @@
               <w:rPr>
                 <w:lang w:val="en-US"/>
               </w:rPr>
-              <w:t xml:space="preserve">9669 </w:t>
+              <w:t>9669 / 1000000</w:t>
             </w:r>
+          </w:p>
+        </w:tc>
+        <w:tc>
+          <w:tcPr>
+            <w:tcW w:w="1792" w:type="dxa"/>
+          </w:tcPr>
+          <w:p>
+            <w:pPr>
+              <w:jc w:val="center"/>
+              <w:rPr>
+                <w:lang w:val="en-US"/>
+              </w:rPr>
+            </w:pPr>
             <w:r>
               <w:rPr>
                 <w:lang w:val="en-US"/>
               </w:rPr>
-              <w:t>/ 1000000</w:t>
+              <w:t>14227 / 1000000</w:t>
             </w:r>
           </w:p>
         </w:tc>
         <w:tc>
           <w:tcPr>
-            <w:tcW w:w="2923" w:type="dxa"/>
+            <w:tcW w:w="1730" w:type="dxa"/>
           </w:tcPr>
           <w:p>
             <w:pPr>
@@ -1493,25 +1066,26 @@
                 <w:lang w:val="en-US"/>
               </w:rPr>
             </w:pPr>
-            <w:r>
-              <w:rPr>
-                <w:lang w:val="en-US"/>
-              </w:rPr>
-              <w:t xml:space="preserve">14227 </w:t>
-            </w:r>
-            <w:r>
-              <w:rPr>
-                <w:lang w:val="en-US"/>
-              </w:rPr>
-              <w:t>/ 1000000</w:t>
-            </w:r>
+          </w:p>
+        </w:tc>
+        <w:tc>
+          <w:tcPr>
+            <w:tcW w:w="1684" w:type="dxa"/>
+          </w:tcPr>
+          <w:p>
+            <w:pPr>
+              <w:jc w:val="center"/>
+              <w:rPr>
+                <w:lang w:val="en-US"/>
+              </w:rPr>
+            </w:pPr>
           </w:p>
         </w:tc>
       </w:tr>
       <w:tr>
         <w:tc>
           <w:tcPr>
-            <w:tcW w:w="2922" w:type="dxa"/>
+            <w:tcW w:w="1908" w:type="dxa"/>
           </w:tcPr>
           <w:p>
             <w:pPr>
@@ -1529,7 +1103,7 @@
         </w:tc>
         <w:tc>
           <w:tcPr>
-            <w:tcW w:w="2922" w:type="dxa"/>
+            <w:tcW w:w="1653" w:type="dxa"/>
           </w:tcPr>
           <w:p>
             <w:pPr>
@@ -1542,19 +1116,32 @@
               <w:rPr>
                 <w:lang w:val="en-US"/>
               </w:rPr>
-              <w:t xml:space="preserve">19300 </w:t>
+              <w:t>19300 / 1000000</w:t>
             </w:r>
+          </w:p>
+        </w:tc>
+        <w:tc>
+          <w:tcPr>
+            <w:tcW w:w="1792" w:type="dxa"/>
+          </w:tcPr>
+          <w:p>
+            <w:pPr>
+              <w:jc w:val="center"/>
+              <w:rPr>
+                <w:lang w:val="en-US"/>
+              </w:rPr>
+            </w:pPr>
             <w:r>
               <w:rPr>
                 <w:lang w:val="en-US"/>
               </w:rPr>
-              <w:t>/ 1000000</w:t>
+              <w:t>28424 / 1000000</w:t>
             </w:r>
           </w:p>
         </w:tc>
         <w:tc>
           <w:tcPr>
-            <w:tcW w:w="2923" w:type="dxa"/>
+            <w:tcW w:w="1730" w:type="dxa"/>
           </w:tcPr>
           <w:p>
             <w:pPr>
@@ -1563,43 +1150,11 @@
                 <w:lang w:val="en-US"/>
               </w:rPr>
             </w:pPr>
-            <w:r>
-              <w:rPr>
-                <w:lang w:val="en-US"/>
-              </w:rPr>
-              <w:t xml:space="preserve">28424 </w:t>
-            </w:r>
-            <w:r>
-              <w:rPr>
-                <w:lang w:val="en-US"/>
-              </w:rPr>
-              <w:t>/ 1000000</w:t>
-            </w:r>
-          </w:p>
-        </w:tc>
-      </w:tr>
-      <w:tr>
-        <w:tc>
-          <w:tcPr>
-            <w:tcW w:w="2922" w:type="dxa"/>
-          </w:tcPr>
-          <w:p>
-            <w:pPr>
-              <w:rPr>
-                <w:lang w:val="en-US"/>
-              </w:rPr>
-            </w:pPr>
-            <w:r>
-              <w:rPr>
-                <w:lang w:val="en-US"/>
-              </w:rPr>
-              <w:t>10240000</w:t>
-            </w:r>
-          </w:p>
-        </w:tc>
-        <w:tc>
-          <w:tcPr>
-            <w:tcW w:w="2922" w:type="dxa"/>
+          </w:p>
+        </w:tc>
+        <w:tc>
+          <w:tcPr>
+            <w:tcW w:w="1684" w:type="dxa"/>
           </w:tcPr>
           <w:p>
             <w:pPr>
@@ -1608,223 +1163,6 @@
                 <w:lang w:val="en-US"/>
               </w:rPr>
             </w:pPr>
-            <w:r>
-              <w:rPr>
-                <w:lang w:val="en-US"/>
-              </w:rPr>
-              <w:t xml:space="preserve">38788 </w:t>
-            </w:r>
-            <w:r>
-              <w:rPr>
-                <w:lang w:val="en-US"/>
-              </w:rPr>
-              <w:t>/ 1000000</w:t>
-            </w:r>
-          </w:p>
-        </w:tc>
-        <w:tc>
-          <w:tcPr>
-            <w:tcW w:w="2923" w:type="dxa"/>
-          </w:tcPr>
-          <w:p>
-            <w:pPr>
-              <w:jc w:val="center"/>
-              <w:rPr>
-                <w:lang w:val="en-US"/>
-              </w:rPr>
-            </w:pPr>
-            <w:r>
-              <w:rPr>
-                <w:lang w:val="en-US"/>
-              </w:rPr>
-              <w:t xml:space="preserve">56879 </w:t>
-            </w:r>
-            <w:r>
-              <w:rPr>
-                <w:lang w:val="en-US"/>
-              </w:rPr>
-              <w:t>/ 1000000</w:t>
-            </w:r>
-          </w:p>
-        </w:tc>
-      </w:tr>
-      <w:tr>
-        <w:tc>
-          <w:tcPr>
-            <w:tcW w:w="2922" w:type="dxa"/>
-          </w:tcPr>
-          <w:p>
-            <w:pPr>
-              <w:rPr>
-                <w:lang w:val="en-US"/>
-              </w:rPr>
-            </w:pPr>
-            <w:r>
-              <w:rPr>
-                <w:lang w:val="en-US"/>
-              </w:rPr>
-              <w:t>20480000</w:t>
-            </w:r>
-          </w:p>
-        </w:tc>
-        <w:tc>
-          <w:tcPr>
-            <w:tcW w:w="2922" w:type="dxa"/>
-          </w:tcPr>
-          <w:p>
-            <w:pPr>
-              <w:jc w:val="center"/>
-              <w:rPr>
-                <w:lang w:val="en-US"/>
-              </w:rPr>
-            </w:pPr>
-            <w:r>
-              <w:rPr>
-                <w:lang w:val="en-US"/>
-              </w:rPr>
-              <w:t xml:space="preserve">78434 </w:t>
-            </w:r>
-            <w:r>
-              <w:rPr>
-                <w:lang w:val="en-US"/>
-              </w:rPr>
-              <w:t>/ 1000000</w:t>
-            </w:r>
-          </w:p>
-        </w:tc>
-        <w:tc>
-          <w:tcPr>
-            <w:tcW w:w="2923" w:type="dxa"/>
-          </w:tcPr>
-          <w:p>
-            <w:pPr>
-              <w:jc w:val="center"/>
-              <w:rPr>
-                <w:lang w:val="en-US"/>
-              </w:rPr>
-            </w:pPr>
-            <w:r>
-              <w:rPr>
-                <w:lang w:val="en-US"/>
-              </w:rPr>
-              <w:t>OoT</w:t>
-            </w:r>
-          </w:p>
-        </w:tc>
-      </w:tr>
-      <w:tr>
-        <w:tc>
-          <w:tcPr>
-            <w:tcW w:w="2922" w:type="dxa"/>
-          </w:tcPr>
-          <w:p>
-            <w:pPr>
-              <w:rPr>
-                <w:lang w:val="en-US"/>
-              </w:rPr>
-            </w:pPr>
-            <w:r>
-              <w:rPr>
-                <w:lang w:val="en-US"/>
-              </w:rPr>
-              <w:t>40960000</w:t>
-            </w:r>
-          </w:p>
-        </w:tc>
-        <w:tc>
-          <w:tcPr>
-            <w:tcW w:w="2922" w:type="dxa"/>
-          </w:tcPr>
-          <w:p>
-            <w:pPr>
-              <w:jc w:val="center"/>
-              <w:rPr>
-                <w:lang w:val="en-US"/>
-              </w:rPr>
-            </w:pPr>
-            <w:r>
-              <w:rPr>
-                <w:lang w:val="en-US"/>
-              </w:rPr>
-              <w:t>OoT</w:t>
-            </w:r>
-          </w:p>
-        </w:tc>
-        <w:tc>
-          <w:tcPr>
-            <w:tcW w:w="2923" w:type="dxa"/>
-          </w:tcPr>
-          <w:p>
-            <w:pPr>
-              <w:jc w:val="center"/>
-              <w:rPr>
-                <w:lang w:val="en-US"/>
-              </w:rPr>
-            </w:pPr>
-            <w:r>
-              <w:rPr>
-                <w:lang w:val="en-US"/>
-              </w:rPr>
-              <w:t>OoT</w:t>
-            </w:r>
-          </w:p>
-        </w:tc>
-      </w:tr>
-      <w:tr>
-        <w:tc>
-          <w:tcPr>
-            <w:tcW w:w="2922" w:type="dxa"/>
-          </w:tcPr>
-          <w:p>
-            <w:pPr>
-              <w:rPr>
-                <w:lang w:val="en-US"/>
-              </w:rPr>
-            </w:pPr>
-            <w:r>
-              <w:rPr>
-                <w:lang w:val="en-US"/>
-              </w:rPr>
-              <w:t>81920000</w:t>
-            </w:r>
-          </w:p>
-        </w:tc>
-        <w:tc>
-          <w:tcPr>
-            <w:tcW w:w="2922" w:type="dxa"/>
-          </w:tcPr>
-          <w:p>
-            <w:pPr>
-              <w:jc w:val="center"/>
-              <w:rPr>
-                <w:lang w:val="en-US"/>
-              </w:rPr>
-            </w:pPr>
-            <w:r>
-              <w:rPr>
-                <w:lang w:val="en-US"/>
-              </w:rPr>
-              <w:t>OoT</w:t>
-            </w:r>
-          </w:p>
-        </w:tc>
-        <w:tc>
-          <w:tcPr>
-            <w:tcW w:w="2923" w:type="dxa"/>
-          </w:tcPr>
-          <w:p>
-            <w:pPr>
-              <w:jc w:val="center"/>
-              <w:rPr>
-                <w:lang w:val="en-US"/>
-              </w:rPr>
-            </w:pPr>
-            <w:r>
-              <w:rPr>
-                <w:lang w:val="en-US"/>
-              </w:rPr>
-              <w:t>OoT</w:t>
-            </w:r>
           </w:p>
         </w:tc>
       </w:tr>
@@ -1866,14 +1204,15 @@
         <w:tblLook w:val="04A0" w:firstRow="1" w:lastRow="0" w:firstColumn="1" w:lastColumn="0" w:noHBand="0" w:noVBand="1"/>
       </w:tblPr>
       <w:tblGrid>
-        <w:gridCol w:w="2922"/>
-        <w:gridCol w:w="2922"/>
-        <w:gridCol w:w="2923"/>
+        <w:gridCol w:w="2337"/>
+        <w:gridCol w:w="2287"/>
+        <w:gridCol w:w="2287"/>
+        <w:gridCol w:w="1856"/>
       </w:tblGrid>
       <w:tr>
         <w:tc>
           <w:tcPr>
-            <w:tcW w:w="2922" w:type="dxa"/>
+            <w:tcW w:w="2337" w:type="dxa"/>
           </w:tcPr>
           <w:p>
             <w:pPr>
@@ -1903,7 +1242,7 @@
         </w:tc>
         <w:tc>
           <w:tcPr>
-            <w:tcW w:w="2922" w:type="dxa"/>
+            <w:tcW w:w="2287" w:type="dxa"/>
           </w:tcPr>
           <w:p>
             <w:pPr>
@@ -1917,20 +1256,33 @@
                 <w:b/>
                 <w:lang w:val="en-US"/>
               </w:rPr>
-              <w:t>TMatches1</w:t>
+              <w:t>tLoop5</w:t>
             </w:r>
+          </w:p>
+        </w:tc>
+        <w:tc>
+          <w:tcPr>
+            <w:tcW w:w="2287" w:type="dxa"/>
+          </w:tcPr>
+          <w:p>
+            <w:pPr>
+              <w:rPr>
+                <w:b/>
+                <w:lang w:val="en-US"/>
+              </w:rPr>
+            </w:pPr>
             <w:r>
               <w:rPr>
                 <w:b/>
                 <w:lang w:val="en-US"/>
               </w:rPr>
-              <w:t xml:space="preserve"> / 100 000</w:t>
+              <w:t>tLoop6</w:t>
             </w:r>
           </w:p>
         </w:tc>
         <w:tc>
           <w:tcPr>
-            <w:tcW w:w="2923" w:type="dxa"/>
+            <w:tcW w:w="1856" w:type="dxa"/>
           </w:tcPr>
           <w:p>
             <w:pPr>
@@ -1944,21 +1296,7 @@
                 <w:b/>
                 <w:lang w:val="en-US"/>
               </w:rPr>
-              <w:t>T</w:t>
-            </w:r>
-            <w:r>
-              <w:rPr>
-                <w:b/>
-                <w:lang w:val="en-US"/>
-              </w:rPr>
-              <w:t>Matches2</w:t>
-            </w:r>
-            <w:r>
-              <w:rPr>
-                <w:b/>
-                <w:lang w:val="en-US"/>
-              </w:rPr>
-              <w:t xml:space="preserve"> / 1 000 000</w:t>
+              <w:t>tLoop7</w:t>
             </w:r>
           </w:p>
         </w:tc>
@@ -1966,7 +1304,7 @@
       <w:tr>
         <w:tc>
           <w:tcPr>
-            <w:tcW w:w="2922" w:type="dxa"/>
+            <w:tcW w:w="2337" w:type="dxa"/>
           </w:tcPr>
           <w:p>
             <w:pPr>
@@ -1987,7 +1325,7 @@
         </w:tc>
         <w:tc>
           <w:tcPr>
-            <w:tcW w:w="2922" w:type="dxa"/>
+            <w:tcW w:w="2287" w:type="dxa"/>
           </w:tcPr>
           <w:p>
             <w:pPr>
@@ -2006,7 +1344,7 @@
         </w:tc>
         <w:tc>
           <w:tcPr>
-            <w:tcW w:w="2923" w:type="dxa"/>
+            <w:tcW w:w="2287" w:type="dxa"/>
           </w:tcPr>
           <w:p>
             <w:pPr>
@@ -2023,11 +1361,24 @@
             </w:r>
           </w:p>
         </w:tc>
+        <w:tc>
+          <w:tcPr>
+            <w:tcW w:w="1856" w:type="dxa"/>
+          </w:tcPr>
+          <w:p>
+            <w:pPr>
+              <w:jc w:val="center"/>
+              <w:rPr>
+                <w:lang w:val="en-US"/>
+              </w:rPr>
+            </w:pPr>
+          </w:p>
+        </w:tc>
       </w:tr>
       <w:tr>
         <w:tc>
           <w:tcPr>
-            <w:tcW w:w="2922" w:type="dxa"/>
+            <w:tcW w:w="2337" w:type="dxa"/>
           </w:tcPr>
           <w:p>
             <w:pPr>
@@ -2045,7 +1396,7 @@
         </w:tc>
         <w:tc>
           <w:tcPr>
-            <w:tcW w:w="2922" w:type="dxa"/>
+            <w:tcW w:w="2287" w:type="dxa"/>
           </w:tcPr>
           <w:p>
             <w:pPr>
@@ -2064,7 +1415,7 @@
         </w:tc>
         <w:tc>
           <w:tcPr>
-            <w:tcW w:w="2923" w:type="dxa"/>
+            <w:tcW w:w="2287" w:type="dxa"/>
           </w:tcPr>
           <w:p>
             <w:pPr>
@@ -2081,11 +1432,24 @@
             </w:r>
           </w:p>
         </w:tc>
+        <w:tc>
+          <w:tcPr>
+            <w:tcW w:w="1856" w:type="dxa"/>
+          </w:tcPr>
+          <w:p>
+            <w:pPr>
+              <w:jc w:val="center"/>
+              <w:rPr>
+                <w:lang w:val="en-US"/>
+              </w:rPr>
+            </w:pPr>
+          </w:p>
+        </w:tc>
       </w:tr>
       <w:tr>
         <w:tc>
           <w:tcPr>
-            <w:tcW w:w="2922" w:type="dxa"/>
+            <w:tcW w:w="2337" w:type="dxa"/>
           </w:tcPr>
           <w:p>
             <w:pPr>
@@ -2103,7 +1467,7 @@
         </w:tc>
         <w:tc>
           <w:tcPr>
-            <w:tcW w:w="2922" w:type="dxa"/>
+            <w:tcW w:w="2287" w:type="dxa"/>
           </w:tcPr>
           <w:p>
             <w:pPr>
@@ -2122,7 +1486,7 @@
         </w:tc>
         <w:tc>
           <w:tcPr>
-            <w:tcW w:w="2923" w:type="dxa"/>
+            <w:tcW w:w="2287" w:type="dxa"/>
           </w:tcPr>
           <w:p>
             <w:pPr>
@@ -2139,11 +1503,24 @@
             </w:r>
           </w:p>
         </w:tc>
+        <w:tc>
+          <w:tcPr>
+            <w:tcW w:w="1856" w:type="dxa"/>
+          </w:tcPr>
+          <w:p>
+            <w:pPr>
+              <w:jc w:val="center"/>
+              <w:rPr>
+                <w:lang w:val="en-US"/>
+              </w:rPr>
+            </w:pPr>
+          </w:p>
+        </w:tc>
       </w:tr>
       <w:tr>
         <w:tc>
           <w:tcPr>
-            <w:tcW w:w="2922" w:type="dxa"/>
+            <w:tcW w:w="2337" w:type="dxa"/>
           </w:tcPr>
           <w:p>
             <w:pPr>
@@ -2161,7 +1538,7 @@
         </w:tc>
         <w:tc>
           <w:tcPr>
-            <w:tcW w:w="2922" w:type="dxa"/>
+            <w:tcW w:w="2287" w:type="dxa"/>
           </w:tcPr>
           <w:p>
             <w:pPr>
@@ -2180,7 +1557,7 @@
         </w:tc>
         <w:tc>
           <w:tcPr>
-            <w:tcW w:w="2923" w:type="dxa"/>
+            <w:tcW w:w="2287" w:type="dxa"/>
           </w:tcPr>
           <w:p>
             <w:pPr>
@@ -2197,11 +1574,24 @@
             </w:r>
           </w:p>
         </w:tc>
+        <w:tc>
+          <w:tcPr>
+            <w:tcW w:w="1856" w:type="dxa"/>
+          </w:tcPr>
+          <w:p>
+            <w:pPr>
+              <w:jc w:val="center"/>
+              <w:rPr>
+                <w:lang w:val="en-US"/>
+              </w:rPr>
+            </w:pPr>
+          </w:p>
+        </w:tc>
       </w:tr>
       <w:tr>
         <w:tc>
           <w:tcPr>
-            <w:tcW w:w="2922" w:type="dxa"/>
+            <w:tcW w:w="2337" w:type="dxa"/>
           </w:tcPr>
           <w:p>
             <w:pPr>
@@ -2219,7 +1609,7 @@
         </w:tc>
         <w:tc>
           <w:tcPr>
-            <w:tcW w:w="2922" w:type="dxa"/>
+            <w:tcW w:w="2287" w:type="dxa"/>
           </w:tcPr>
           <w:p>
             <w:pPr>
@@ -2238,7 +1628,7 @@
         </w:tc>
         <w:tc>
           <w:tcPr>
-            <w:tcW w:w="2923" w:type="dxa"/>
+            <w:tcW w:w="2287" w:type="dxa"/>
           </w:tcPr>
           <w:p>
             <w:pPr>
@@ -2255,11 +1645,24 @@
             </w:r>
           </w:p>
         </w:tc>
+        <w:tc>
+          <w:tcPr>
+            <w:tcW w:w="1856" w:type="dxa"/>
+          </w:tcPr>
+          <w:p>
+            <w:pPr>
+              <w:jc w:val="center"/>
+              <w:rPr>
+                <w:lang w:val="en-US"/>
+              </w:rPr>
+            </w:pPr>
+          </w:p>
+        </w:tc>
       </w:tr>
       <w:tr>
         <w:tc>
           <w:tcPr>
-            <w:tcW w:w="2922" w:type="dxa"/>
+            <w:tcW w:w="2337" w:type="dxa"/>
           </w:tcPr>
           <w:p>
             <w:pPr>
@@ -2277,7 +1680,7 @@
         </w:tc>
         <w:tc>
           <w:tcPr>
-            <w:tcW w:w="2922" w:type="dxa"/>
+            <w:tcW w:w="2287" w:type="dxa"/>
           </w:tcPr>
           <w:p>
             <w:pPr>
@@ -2296,7 +1699,7 @@
         </w:tc>
         <w:tc>
           <w:tcPr>
-            <w:tcW w:w="2923" w:type="dxa"/>
+            <w:tcW w:w="2287" w:type="dxa"/>
           </w:tcPr>
           <w:p>
             <w:pPr>
@@ -2313,11 +1716,24 @@
             </w:r>
           </w:p>
         </w:tc>
+        <w:tc>
+          <w:tcPr>
+            <w:tcW w:w="1856" w:type="dxa"/>
+          </w:tcPr>
+          <w:p>
+            <w:pPr>
+              <w:jc w:val="center"/>
+              <w:rPr>
+                <w:lang w:val="en-US"/>
+              </w:rPr>
+            </w:pPr>
+          </w:p>
+        </w:tc>
       </w:tr>
       <w:tr>
         <w:tc>
           <w:tcPr>
-            <w:tcW w:w="2922" w:type="dxa"/>
+            <w:tcW w:w="2337" w:type="dxa"/>
           </w:tcPr>
           <w:p>
             <w:pPr>
@@ -2329,14 +1745,13 @@
               <w:rPr>
                 <w:lang w:val="en-US"/>
               </w:rPr>
-              <w:lastRenderedPageBreak/>
               <w:t>640000</w:t>
             </w:r>
           </w:p>
         </w:tc>
         <w:tc>
           <w:tcPr>
-            <w:tcW w:w="2922" w:type="dxa"/>
+            <w:tcW w:w="2287" w:type="dxa"/>
           </w:tcPr>
           <w:p>
             <w:pPr>
@@ -2351,13 +1766,11 @@
               </w:rPr>
               <w:t>148496</w:t>
             </w:r>
-            <w:bookmarkStart w:id="1" w:name="_GoBack"/>
-            <w:bookmarkEnd w:id="1"/>
-          </w:p>
-        </w:tc>
-        <w:tc>
-          <w:tcPr>
-            <w:tcW w:w="2923" w:type="dxa"/>
+          </w:p>
+        </w:tc>
+        <w:tc>
+          <w:tcPr>
+            <w:tcW w:w="2287" w:type="dxa"/>
           </w:tcPr>
           <w:p>
             <w:pPr>
@@ -2374,11 +1787,24 @@
             </w:r>
           </w:p>
         </w:tc>
+        <w:tc>
+          <w:tcPr>
+            <w:tcW w:w="1856" w:type="dxa"/>
+          </w:tcPr>
+          <w:p>
+            <w:pPr>
+              <w:jc w:val="center"/>
+              <w:rPr>
+                <w:lang w:val="en-US"/>
+              </w:rPr>
+            </w:pPr>
+          </w:p>
+        </w:tc>
       </w:tr>
       <w:tr>
         <w:tc>
           <w:tcPr>
-            <w:tcW w:w="2922" w:type="dxa"/>
+            <w:tcW w:w="2337" w:type="dxa"/>
           </w:tcPr>
           <w:p>
             <w:pPr>
@@ -2397,7 +1823,7 @@
         </w:tc>
         <w:tc>
           <w:tcPr>
-            <w:tcW w:w="2922" w:type="dxa"/>
+            <w:tcW w:w="2287" w:type="dxa"/>
           </w:tcPr>
           <w:p>
             <w:pPr>
@@ -2416,7 +1842,7 @@
         </w:tc>
         <w:tc>
           <w:tcPr>
-            <w:tcW w:w="2923" w:type="dxa"/>
+            <w:tcW w:w="2287" w:type="dxa"/>
           </w:tcPr>
           <w:p>
             <w:pPr>
@@ -2433,11 +1859,24 @@
             </w:r>
           </w:p>
         </w:tc>
+        <w:tc>
+          <w:tcPr>
+            <w:tcW w:w="1856" w:type="dxa"/>
+          </w:tcPr>
+          <w:p>
+            <w:pPr>
+              <w:jc w:val="center"/>
+              <w:rPr>
+                <w:lang w:val="en-US"/>
+              </w:rPr>
+            </w:pPr>
+          </w:p>
+        </w:tc>
       </w:tr>
       <w:tr>
         <w:tc>
           <w:tcPr>
-            <w:tcW w:w="2922" w:type="dxa"/>
+            <w:tcW w:w="2337" w:type="dxa"/>
           </w:tcPr>
           <w:p>
             <w:pPr>
@@ -2449,13 +1888,14 @@
               <w:rPr>
                 <w:lang w:val="en-US"/>
               </w:rPr>
+              <w:lastRenderedPageBreak/>
               <w:t>2560000</w:t>
             </w:r>
           </w:p>
         </w:tc>
         <w:tc>
           <w:tcPr>
-            <w:tcW w:w="2922" w:type="dxa"/>
+            <w:tcW w:w="2287" w:type="dxa"/>
           </w:tcPr>
           <w:p>
             <w:pPr>
@@ -2474,7 +1914,7 @@
         </w:tc>
         <w:tc>
           <w:tcPr>
-            <w:tcW w:w="2923" w:type="dxa"/>
+            <w:tcW w:w="2287" w:type="dxa"/>
           </w:tcPr>
           <w:p>
             <w:pPr>
@@ -2491,11 +1931,24 @@
             </w:r>
           </w:p>
         </w:tc>
+        <w:tc>
+          <w:tcPr>
+            <w:tcW w:w="1856" w:type="dxa"/>
+          </w:tcPr>
+          <w:p>
+            <w:pPr>
+              <w:jc w:val="center"/>
+              <w:rPr>
+                <w:lang w:val="en-US"/>
+              </w:rPr>
+            </w:pPr>
+          </w:p>
+        </w:tc>
       </w:tr>
       <w:tr>
         <w:tc>
           <w:tcPr>
-            <w:tcW w:w="2922" w:type="dxa"/>
+            <w:tcW w:w="2337" w:type="dxa"/>
           </w:tcPr>
           <w:p>
             <w:pPr>
@@ -2513,7 +1966,7 @@
         </w:tc>
         <w:tc>
           <w:tcPr>
-            <w:tcW w:w="2922" w:type="dxa"/>
+            <w:tcW w:w="2287" w:type="dxa"/>
           </w:tcPr>
           <w:p>
             <w:pPr>
@@ -2532,7 +1985,7 @@
         </w:tc>
         <w:tc>
           <w:tcPr>
-            <w:tcW w:w="2923" w:type="dxa"/>
+            <w:tcW w:w="2287" w:type="dxa"/>
           </w:tcPr>
           <w:p>
             <w:pPr>
@@ -2549,29 +2002,9 @@
             </w:r>
           </w:p>
         </w:tc>
-      </w:tr>
-      <w:tr>
-        <w:tc>
-          <w:tcPr>
-            <w:tcW w:w="2922" w:type="dxa"/>
-          </w:tcPr>
-          <w:p>
-            <w:pPr>
-              <w:rPr>
-                <w:lang w:val="en-US"/>
-              </w:rPr>
-            </w:pPr>
-            <w:r>
-              <w:rPr>
-                <w:lang w:val="en-US"/>
-              </w:rPr>
-              <w:t>10240000</w:t>
-            </w:r>
-          </w:p>
-        </w:tc>
-        <w:tc>
-          <w:tcPr>
-            <w:tcW w:w="2922" w:type="dxa"/>
+        <w:tc>
+          <w:tcPr>
+            <w:tcW w:w="1856" w:type="dxa"/>
           </w:tcPr>
           <w:p>
             <w:pPr>
@@ -2580,199 +2013,6 @@
                 <w:lang w:val="en-US"/>
               </w:rPr>
             </w:pPr>
-            <w:r>
-              <w:rPr>
-                <w:lang w:val="en-US"/>
-              </w:rPr>
-              <w:t>OoT</w:t>
-            </w:r>
-          </w:p>
-        </w:tc>
-        <w:tc>
-          <w:tcPr>
-            <w:tcW w:w="2923" w:type="dxa"/>
-          </w:tcPr>
-          <w:p>
-            <w:pPr>
-              <w:jc w:val="center"/>
-              <w:rPr>
-                <w:lang w:val="en-US"/>
-              </w:rPr>
-            </w:pPr>
-          </w:p>
-        </w:tc>
-      </w:tr>
-      <w:tr>
-        <w:tc>
-          <w:tcPr>
-            <w:tcW w:w="2922" w:type="dxa"/>
-          </w:tcPr>
-          <w:p>
-            <w:pPr>
-              <w:rPr>
-                <w:lang w:val="en-US"/>
-              </w:rPr>
-            </w:pPr>
-            <w:r>
-              <w:rPr>
-                <w:lang w:val="en-US"/>
-              </w:rPr>
-              <w:t>20480000</w:t>
-            </w:r>
-          </w:p>
-        </w:tc>
-        <w:tc>
-          <w:tcPr>
-            <w:tcW w:w="2922" w:type="dxa"/>
-          </w:tcPr>
-          <w:p>
-            <w:pPr>
-              <w:jc w:val="center"/>
-              <w:rPr>
-                <w:lang w:val="en-US"/>
-              </w:rPr>
-            </w:pPr>
-            <w:r>
-              <w:rPr>
-                <w:lang w:val="en-US"/>
-              </w:rPr>
-              <w:t>OoT</w:t>
-            </w:r>
-          </w:p>
-        </w:tc>
-        <w:tc>
-          <w:tcPr>
-            <w:tcW w:w="2923" w:type="dxa"/>
-          </w:tcPr>
-          <w:p>
-            <w:pPr>
-              <w:jc w:val="center"/>
-              <w:rPr>
-                <w:lang w:val="en-US"/>
-              </w:rPr>
-            </w:pPr>
-            <w:r>
-              <w:rPr>
-                <w:lang w:val="en-US"/>
-              </w:rPr>
-              <w:t>OoT</w:t>
-            </w:r>
-          </w:p>
-        </w:tc>
-      </w:tr>
-      <w:tr>
-        <w:tc>
-          <w:tcPr>
-            <w:tcW w:w="2922" w:type="dxa"/>
-          </w:tcPr>
-          <w:p>
-            <w:pPr>
-              <w:rPr>
-                <w:lang w:val="en-US"/>
-              </w:rPr>
-            </w:pPr>
-            <w:r>
-              <w:rPr>
-                <w:lang w:val="en-US"/>
-              </w:rPr>
-              <w:t>40960000</w:t>
-            </w:r>
-          </w:p>
-        </w:tc>
-        <w:tc>
-          <w:tcPr>
-            <w:tcW w:w="2922" w:type="dxa"/>
-          </w:tcPr>
-          <w:p>
-            <w:pPr>
-              <w:jc w:val="center"/>
-              <w:rPr>
-                <w:lang w:val="en-US"/>
-              </w:rPr>
-            </w:pPr>
-            <w:r>
-              <w:rPr>
-                <w:lang w:val="en-US"/>
-              </w:rPr>
-              <w:t>OoT</w:t>
-            </w:r>
-          </w:p>
-        </w:tc>
-        <w:tc>
-          <w:tcPr>
-            <w:tcW w:w="2923" w:type="dxa"/>
-          </w:tcPr>
-          <w:p>
-            <w:pPr>
-              <w:jc w:val="center"/>
-              <w:rPr>
-                <w:lang w:val="en-US"/>
-              </w:rPr>
-            </w:pPr>
-            <w:r>
-              <w:rPr>
-                <w:lang w:val="en-US"/>
-              </w:rPr>
-              <w:t>OoT</w:t>
-            </w:r>
-          </w:p>
-        </w:tc>
-      </w:tr>
-      <w:tr>
-        <w:tc>
-          <w:tcPr>
-            <w:tcW w:w="2922" w:type="dxa"/>
-          </w:tcPr>
-          <w:p>
-            <w:pPr>
-              <w:rPr>
-                <w:lang w:val="en-US"/>
-              </w:rPr>
-            </w:pPr>
-            <w:r>
-              <w:rPr>
-                <w:lang w:val="en-US"/>
-              </w:rPr>
-              <w:t>81920000</w:t>
-            </w:r>
-          </w:p>
-        </w:tc>
-        <w:tc>
-          <w:tcPr>
-            <w:tcW w:w="2922" w:type="dxa"/>
-          </w:tcPr>
-          <w:p>
-            <w:pPr>
-              <w:jc w:val="center"/>
-              <w:rPr>
-                <w:lang w:val="en-US"/>
-              </w:rPr>
-            </w:pPr>
-            <w:r>
-              <w:rPr>
-                <w:lang w:val="en-US"/>
-              </w:rPr>
-              <w:t>OoT</w:t>
-            </w:r>
-          </w:p>
-        </w:tc>
-        <w:tc>
-          <w:tcPr>
-            <w:tcW w:w="2923" w:type="dxa"/>
-          </w:tcPr>
-          <w:p>
-            <w:pPr>
-              <w:jc w:val="center"/>
-              <w:rPr>
-                <w:lang w:val="en-US"/>
-              </w:rPr>
-            </w:pPr>
-            <w:r>
-              <w:rPr>
-                <w:lang w:val="en-US"/>
-              </w:rPr>
-              <w:t>OoT</w:t>
-            </w:r>
           </w:p>
         </w:tc>
       </w:tr>
@@ -2783,6 +2023,36 @@
           <w:lang w:val="en-US"/>
         </w:rPr>
       </w:pPr>
+    </w:p>
+    <w:p>
+      <w:pPr>
+        <w:jc w:val="center"/>
+        <w:rPr>
+          <w:b/>
+          <w:lang w:val="en-US"/>
+        </w:rPr>
+      </w:pPr>
+      <w:r>
+        <w:rPr>
+          <w:b/>
+          <w:lang w:val="en-US"/>
+        </w:rPr>
+        <w:t>TABLE</w:t>
+      </w:r>
+      <w:r>
+        <w:rPr>
+          <w:b/>
+          <w:lang w:val="en-US"/>
+        </w:rPr>
+        <w:t>3</w:t>
+      </w:r>
+      <w:r>
+        <w:rPr>
+          <w:b/>
+          <w:lang w:val="en-US"/>
+        </w:rPr>
+        <w:t xml:space="preserve"> (times in milliseconds WITHOUT OPTIMIZATION)</w:t>
+      </w:r>
     </w:p>
     <w:p>
       <w:pPr>
@@ -2792,23 +2062,6 @@
           <w:lang w:val="en-US"/>
         </w:rPr>
       </w:pPr>
-    </w:p>
-    <w:p>
-      <w:pPr>
-        <w:rPr>
-          <w:b/>
-          <w:sz w:val="28"/>
-          <w:lang w:val="en-US"/>
-        </w:rPr>
-      </w:pPr>
-      <w:r>
-        <w:rPr>
-          <w:b/>
-          <w:sz w:val="28"/>
-          <w:lang w:val="en-US"/>
-        </w:rPr>
-        <w:t>Conclusion</w:t>
-      </w:r>
     </w:p>
     <w:sectPr>
       <w:headerReference w:type="default" r:id="rId10"/>
@@ -2823,7 +2076,7 @@
 </file>
 
 <file path=word/endnotes.xml><?xml version="1.0" encoding="utf-8"?>
-<w:endnotes xmlns:wpc="http://schemas.microsoft.com/office/word/2010/wordprocessingCanvas" xmlns:cx="http://schemas.microsoft.com/office/drawing/2014/chartex" xmlns:cx1="http://schemas.microsoft.com/office/drawing/2015/9/8/chartex" xmlns:mc="http://schemas.openxmlformats.org/markup-compatibility/2006" xmlns:o="urn:schemas-microsoft-com:office:office" xmlns:r="http://schemas.openxmlformats.org/officeDocument/2006/relationships" xmlns:m="http://schemas.openxmlformats.org/officeDocument/2006/math" xmlns:v="urn:schemas-microsoft-com:vml" xmlns:wp14="http://schemas.microsoft.com/office/word/2010/wordprocessingDrawing" xmlns:wp="http://schemas.openxmlformats.org/drawingml/2006/wordprocessingDrawing" xmlns:w10="urn:schemas-microsoft-com:office:word" xmlns:w="http://schemas.openxmlformats.org/wordprocessingml/2006/main" xmlns:w14="http://schemas.microsoft.com/office/word/2010/wordml" xmlns:w15="http://schemas.microsoft.com/office/word/2012/wordml" xmlns:w16se="http://schemas.microsoft.com/office/word/2015/wordml/symex" xmlns:wpg="http://schemas.microsoft.com/office/word/2010/wordprocessingGroup" xmlns:wpi="http://schemas.microsoft.com/office/word/2010/wordprocessingInk" xmlns:wne="http://schemas.microsoft.com/office/word/2006/wordml" xmlns:wps="http://schemas.microsoft.com/office/word/2010/wordprocessingShape" mc:Ignorable="w14 w15 w16se wp14">
+<w:endnotes xmlns:wpc="http://schemas.microsoft.com/office/word/2010/wordprocessingCanvas" xmlns:cx="http://schemas.microsoft.com/office/drawing/2014/chartex" xmlns:cx1="http://schemas.microsoft.com/office/drawing/2015/9/8/chartex" xmlns:cx2="http://schemas.microsoft.com/office/drawing/2015/10/21/chartex" xmlns:cx3="http://schemas.microsoft.com/office/drawing/2016/5/9/chartex" xmlns:cx4="http://schemas.microsoft.com/office/drawing/2016/5/10/chartex" xmlns:cx5="http://schemas.microsoft.com/office/drawing/2016/5/11/chartex" xmlns:cx6="http://schemas.microsoft.com/office/drawing/2016/5/12/chartex" xmlns:cx7="http://schemas.microsoft.com/office/drawing/2016/5/13/chartex" xmlns:cx8="http://schemas.microsoft.com/office/drawing/2016/5/14/chartex" xmlns:mc="http://schemas.openxmlformats.org/markup-compatibility/2006" xmlns:aink="http://schemas.microsoft.com/office/drawing/2016/ink" xmlns:am3d="http://schemas.microsoft.com/office/drawing/2017/model3d" xmlns:o="urn:schemas-microsoft-com:office:office" xmlns:oel="http://schemas.microsoft.com/office/2019/extlst" xmlns:r="http://schemas.openxmlformats.org/officeDocument/2006/relationships" xmlns:m="http://schemas.openxmlformats.org/officeDocument/2006/math" xmlns:v="urn:schemas-microsoft-com:vml" xmlns:wp14="http://schemas.microsoft.com/office/word/2010/wordprocessingDrawing" xmlns:wp="http://schemas.openxmlformats.org/drawingml/2006/wordprocessingDrawing" xmlns:w10="urn:schemas-microsoft-com:office:word" xmlns:w="http://schemas.openxmlformats.org/wordprocessingml/2006/main" xmlns:w14="http://schemas.microsoft.com/office/word/2010/wordml" xmlns:w15="http://schemas.microsoft.com/office/word/2012/wordml" xmlns:w16cex="http://schemas.microsoft.com/office/word/2018/wordml/cex" xmlns:w16cid="http://schemas.microsoft.com/office/word/2016/wordml/cid" xmlns:w16="http://schemas.microsoft.com/office/word/2018/wordml" xmlns:w16du="http://schemas.microsoft.com/office/word/2023/wordml/word16du" xmlns:w16sdtdh="http://schemas.microsoft.com/office/word/2020/wordml/sdtdatahash" xmlns:w16sdtfl="http://schemas.microsoft.com/office/word/2024/wordml/sdtformatlock" xmlns:w16se="http://schemas.microsoft.com/office/word/2015/wordml/symex" xmlns:wpg="http://schemas.microsoft.com/office/word/2010/wordprocessingGroup" xmlns:wpi="http://schemas.microsoft.com/office/word/2010/wordprocessingInk" xmlns:wne="http://schemas.microsoft.com/office/word/2006/wordml" xmlns:wps="http://schemas.microsoft.com/office/word/2010/wordprocessingShape" mc:Ignorable="w14 w15 w16se w16cid w16 w16cex w16sdtdh w16sdtfl w16du wp14">
   <w:endnote w:type="separator" w:id="-1">
     <w:p>
       <w:pPr>
@@ -2848,7 +2101,7 @@
 </file>
 
 <file path=word/footer1.xml><?xml version="1.0" encoding="utf-8"?>
-<w:ftr xmlns:wpc="http://schemas.microsoft.com/office/word/2010/wordprocessingCanvas" xmlns:cx="http://schemas.microsoft.com/office/drawing/2014/chartex" xmlns:cx1="http://schemas.microsoft.com/office/drawing/2015/9/8/chartex" xmlns:mc="http://schemas.openxmlformats.org/markup-compatibility/2006" xmlns:o="urn:schemas-microsoft-com:office:office" xmlns:r="http://schemas.openxmlformats.org/officeDocument/2006/relationships" xmlns:m="http://schemas.openxmlformats.org/officeDocument/2006/math" xmlns:v="urn:schemas-microsoft-com:vml" xmlns:wp14="http://schemas.microsoft.com/office/word/2010/wordprocessingDrawing" xmlns:wp="http://schemas.openxmlformats.org/drawingml/2006/wordprocessingDrawing" xmlns:w10="urn:schemas-microsoft-com:office:word" xmlns:w="http://schemas.openxmlformats.org/wordprocessingml/2006/main" xmlns:w14="http://schemas.microsoft.com/office/word/2010/wordml" xmlns:w15="http://schemas.microsoft.com/office/word/2012/wordml" xmlns:w16se="http://schemas.microsoft.com/office/word/2015/wordml/symex" xmlns:wpg="http://schemas.microsoft.com/office/word/2010/wordprocessingGroup" xmlns:wpi="http://schemas.microsoft.com/office/word/2010/wordprocessingInk" xmlns:wne="http://schemas.microsoft.com/office/word/2006/wordml" xmlns:wps="http://schemas.microsoft.com/office/word/2010/wordprocessingShape" mc:Ignorable="w14 w15 w16se wp14">
+<w:ftr xmlns:wpc="http://schemas.microsoft.com/office/word/2010/wordprocessingCanvas" xmlns:cx="http://schemas.microsoft.com/office/drawing/2014/chartex" xmlns:cx1="http://schemas.microsoft.com/office/drawing/2015/9/8/chartex" xmlns:cx2="http://schemas.microsoft.com/office/drawing/2015/10/21/chartex" xmlns:cx3="http://schemas.microsoft.com/office/drawing/2016/5/9/chartex" xmlns:cx4="http://schemas.microsoft.com/office/drawing/2016/5/10/chartex" xmlns:cx5="http://schemas.microsoft.com/office/drawing/2016/5/11/chartex" xmlns:cx6="http://schemas.microsoft.com/office/drawing/2016/5/12/chartex" xmlns:cx7="http://schemas.microsoft.com/office/drawing/2016/5/13/chartex" xmlns:cx8="http://schemas.microsoft.com/office/drawing/2016/5/14/chartex" xmlns:mc="http://schemas.openxmlformats.org/markup-compatibility/2006" xmlns:aink="http://schemas.microsoft.com/office/drawing/2016/ink" xmlns:am3d="http://schemas.microsoft.com/office/drawing/2017/model3d" xmlns:o="urn:schemas-microsoft-com:office:office" xmlns:oel="http://schemas.microsoft.com/office/2019/extlst" xmlns:r="http://schemas.openxmlformats.org/officeDocument/2006/relationships" xmlns:m="http://schemas.openxmlformats.org/officeDocument/2006/math" xmlns:v="urn:schemas-microsoft-com:vml" xmlns:wp14="http://schemas.microsoft.com/office/word/2010/wordprocessingDrawing" xmlns:wp="http://schemas.openxmlformats.org/drawingml/2006/wordprocessingDrawing" xmlns:w10="urn:schemas-microsoft-com:office:word" xmlns:w="http://schemas.openxmlformats.org/wordprocessingml/2006/main" xmlns:w14="http://schemas.microsoft.com/office/word/2010/wordml" xmlns:w15="http://schemas.microsoft.com/office/word/2012/wordml" xmlns:w16cex="http://schemas.microsoft.com/office/word/2018/wordml/cex" xmlns:w16cid="http://schemas.microsoft.com/office/word/2016/wordml/cid" xmlns:w16="http://schemas.microsoft.com/office/word/2018/wordml" xmlns:w16du="http://schemas.microsoft.com/office/word/2023/wordml/word16du" xmlns:w16sdtdh="http://schemas.microsoft.com/office/word/2020/wordml/sdtdatahash" xmlns:w16sdtfl="http://schemas.microsoft.com/office/word/2024/wordml/sdtformatlock" xmlns:w16se="http://schemas.microsoft.com/office/word/2015/wordml/symex" xmlns:wpg="http://schemas.microsoft.com/office/word/2010/wordprocessingGroup" xmlns:wpi="http://schemas.microsoft.com/office/word/2010/wordprocessingInk" xmlns:wne="http://schemas.microsoft.com/office/word/2006/wordml" xmlns:wps="http://schemas.microsoft.com/office/word/2010/wordprocessingShape" mc:Ignorable="w14 w15 w16se w16cid w16 w16cex w16sdtdh w16sdtfl w16du wp14">
   <w:p>
     <w:pPr>
       <w:pStyle w:val="PiedepginaAsignatura"/>
@@ -2999,7 +2252,7 @@
         </mc:Choice>
         <mc:Fallback>
           <w:pict>
-            <v:rect w14:anchorId="46325AD8" id="Rectángulo 65" o:spid="_x0000_s1026" style="position:absolute;left:0;text-align:left;margin-left:11.25pt;margin-top:793.1pt;width:19.8pt;height:48.2pt;z-index:-251615232;visibility:visible;mso-wrap-style:square;mso-width-percent:0;mso-height-percent:0;mso-wrap-distance-left:9pt;mso-wrap-distance-top:0;mso-wrap-distance-right:19.85pt;mso-wrap-distance-bottom:0;mso-position-horizontal:absolute;mso-position-horizontal-relative:right-margin-area;mso-position-vertical:absolute;mso-position-vertical-relative:page;mso-width-percent:0;mso-height-percent:0;mso-width-relative:margin;mso-height-relative:margin;v-text-anchor:top" o:gfxdata="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" o:allowoverlap="f" fillcolor="#0098cd" stroked="f" strokeweight="1pt">
+            <v:rect w14:anchorId="46325AD8" id="Rectángulo 65" o:spid="_x0000_s1026" style="position:absolute;left:0;text-align:left;margin-left:11.25pt;margin-top:793.1pt;width:19.8pt;height:48.2pt;z-index:-251615232;visibility:visible;mso-wrap-style:square;mso-width-percent:0;mso-height-percent:0;mso-wrap-distance-left:9pt;mso-wrap-distance-top:0;mso-wrap-distance-right:19.85pt;mso-wrap-distance-bottom:0;mso-position-horizontal:absolute;mso-position-horizontal-relative:right-margin-area;mso-position-vertical:absolute;mso-position-vertical-relative:page;mso-width-percent:0;mso-height-percent:0;mso-width-relative:margin;mso-height-relative:margin;v-text-anchor:top" o:gfxdata="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" o:allowoverlap="f" fillcolor="#0098cd" stroked="f" strokeweight="1pt">
               <v:textbox inset="0,4mm,0">
                 <w:txbxContent>
                   <w:p>
@@ -3156,7 +2409,7 @@
               <v:stroke joinstyle="miter"/>
               <v:path gradientshapeok="t" o:connecttype="rect"/>
             </v:shapetype>
-            <v:shape id="Cuadro de texto 21" o:spid="_x0000_s1027" type="#_x0000_t202" style="position:absolute;left:0;text-align:left;margin-left:-174.3pt;margin-top:733.95pt;width:189.05pt;height:25.4pt;rotation:-90;z-index:251750400;visibility:visible;mso-wrap-style:square;mso-width-percent:0;mso-height-percent:0;mso-wrap-distance-left:9pt;mso-wrap-distance-top:0;mso-wrap-distance-right:9pt;mso-wrap-distance-bottom:0;mso-position-horizontal:absolute;mso-position-horizontal-relative:text;mso-position-vertical:absolute;mso-position-vertical-relative:page;mso-width-percent:0;mso-height-percent:0;mso-width-relative:margin;mso-height-relative:margin;v-text-anchor:bottom" o:gfxdata="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" filled="f" stroked="f" strokeweight=".5pt">
+            <v:shape id="Cuadro de texto 21" o:spid="_x0000_s1027" type="#_x0000_t202" style="position:absolute;left:0;text-align:left;margin-left:-174.3pt;margin-top:733.95pt;width:189.05pt;height:25.4pt;rotation:-90;z-index:251750400;visibility:visible;mso-wrap-style:square;mso-width-percent:0;mso-height-percent:0;mso-wrap-distance-left:9pt;mso-wrap-distance-top:0;mso-wrap-distance-right:9pt;mso-wrap-distance-bottom:0;mso-position-horizontal:absolute;mso-position-horizontal-relative:text;mso-position-vertical:absolute;mso-position-vertical-relative:page;mso-width-percent:0;mso-height-percent:0;mso-width-relative:margin;mso-height-relative:margin;v-text-anchor:bottom" o:gfxdata="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" filled="f" stroked="f" strokeweight=".5pt">
               <v:textbox inset="0,0,0,0">
                 <w:txbxContent>
                   <w:p>
@@ -3202,7 +2455,7 @@
 </file>
 
 <file path=word/footnotes.xml><?xml version="1.0" encoding="utf-8"?>
-<w:footnotes xmlns:wpc="http://schemas.microsoft.com/office/word/2010/wordprocessingCanvas" xmlns:cx="http://schemas.microsoft.com/office/drawing/2014/chartex" xmlns:cx1="http://schemas.microsoft.com/office/drawing/2015/9/8/chartex" xmlns:mc="http://schemas.openxmlformats.org/markup-compatibility/2006" xmlns:o="urn:schemas-microsoft-com:office:office" xmlns:r="http://schemas.openxmlformats.org/officeDocument/2006/relationships" xmlns:m="http://schemas.openxmlformats.org/officeDocument/2006/math" xmlns:v="urn:schemas-microsoft-com:vml" xmlns:wp14="http://schemas.microsoft.com/office/word/2010/wordprocessingDrawing" xmlns:wp="http://schemas.openxmlformats.org/drawingml/2006/wordprocessingDrawing" xmlns:w10="urn:schemas-microsoft-com:office:word" xmlns:w="http://schemas.openxmlformats.org/wordprocessingml/2006/main" xmlns:w14="http://schemas.microsoft.com/office/word/2010/wordml" xmlns:w15="http://schemas.microsoft.com/office/word/2012/wordml" xmlns:w16se="http://schemas.microsoft.com/office/word/2015/wordml/symex" xmlns:wpg="http://schemas.microsoft.com/office/word/2010/wordprocessingGroup" xmlns:wpi="http://schemas.microsoft.com/office/word/2010/wordprocessingInk" xmlns:wne="http://schemas.microsoft.com/office/word/2006/wordml" xmlns:wps="http://schemas.microsoft.com/office/word/2010/wordprocessingShape" mc:Ignorable="w14 w15 w16se wp14">
+<w:footnotes xmlns:wpc="http://schemas.microsoft.com/office/word/2010/wordprocessingCanvas" xmlns:cx="http://schemas.microsoft.com/office/drawing/2014/chartex" xmlns:cx1="http://schemas.microsoft.com/office/drawing/2015/9/8/chartex" xmlns:cx2="http://schemas.microsoft.com/office/drawing/2015/10/21/chartex" xmlns:cx3="http://schemas.microsoft.com/office/drawing/2016/5/9/chartex" xmlns:cx4="http://schemas.microsoft.com/office/drawing/2016/5/10/chartex" xmlns:cx5="http://schemas.microsoft.com/office/drawing/2016/5/11/chartex" xmlns:cx6="http://schemas.microsoft.com/office/drawing/2016/5/12/chartex" xmlns:cx7="http://schemas.microsoft.com/office/drawing/2016/5/13/chartex" xmlns:cx8="http://schemas.microsoft.com/office/drawing/2016/5/14/chartex" xmlns:mc="http://schemas.openxmlformats.org/markup-compatibility/2006" xmlns:aink="http://schemas.microsoft.com/office/drawing/2016/ink" xmlns:am3d="http://schemas.microsoft.com/office/drawing/2017/model3d" xmlns:o="urn:schemas-microsoft-com:office:office" xmlns:oel="http://schemas.microsoft.com/office/2019/extlst" xmlns:r="http://schemas.openxmlformats.org/officeDocument/2006/relationships" xmlns:m="http://schemas.openxmlformats.org/officeDocument/2006/math" xmlns:v="urn:schemas-microsoft-com:vml" xmlns:wp14="http://schemas.microsoft.com/office/word/2010/wordprocessingDrawing" xmlns:wp="http://schemas.openxmlformats.org/drawingml/2006/wordprocessingDrawing" xmlns:w10="urn:schemas-microsoft-com:office:word" xmlns:w="http://schemas.openxmlformats.org/wordprocessingml/2006/main" xmlns:w14="http://schemas.microsoft.com/office/word/2010/wordml" xmlns:w15="http://schemas.microsoft.com/office/word/2012/wordml" xmlns:w16cex="http://schemas.microsoft.com/office/word/2018/wordml/cex" xmlns:w16cid="http://schemas.microsoft.com/office/word/2016/wordml/cid" xmlns:w16="http://schemas.microsoft.com/office/word/2018/wordml" xmlns:w16du="http://schemas.microsoft.com/office/word/2023/wordml/word16du" xmlns:w16sdtdh="http://schemas.microsoft.com/office/word/2020/wordml/sdtdatahash" xmlns:w16sdtfl="http://schemas.microsoft.com/office/word/2024/wordml/sdtformatlock" xmlns:w16se="http://schemas.microsoft.com/office/word/2015/wordml/symex" xmlns:wpg="http://schemas.microsoft.com/office/word/2010/wordprocessingGroup" xmlns:wpi="http://schemas.microsoft.com/office/word/2010/wordprocessingInk" xmlns:wne="http://schemas.microsoft.com/office/word/2006/wordml" xmlns:wps="http://schemas.microsoft.com/office/word/2010/wordprocessingShape" mc:Ignorable="w14 w15 w16se w16cid w16 w16cex w16sdtdh w16sdtfl w16du wp14">
   <w:footnote w:type="separator" w:id="-1">
     <w:p>
       <w:pPr>
@@ -3227,7 +2480,7 @@
 </file>
 
 <file path=word/header1.xml><?xml version="1.0" encoding="utf-8"?>
-<w:hdr xmlns:wpc="http://schemas.microsoft.com/office/word/2010/wordprocessingCanvas" xmlns:cx="http://schemas.microsoft.com/office/drawing/2014/chartex" xmlns:cx1="http://schemas.microsoft.com/office/drawing/2015/9/8/chartex" xmlns:mc="http://schemas.openxmlformats.org/markup-compatibility/2006" xmlns:o="urn:schemas-microsoft-com:office:office" xmlns:r="http://schemas.openxmlformats.org/officeDocument/2006/relationships" xmlns:m="http://schemas.openxmlformats.org/officeDocument/2006/math" xmlns:v="urn:schemas-microsoft-com:vml" xmlns:wp14="http://schemas.microsoft.com/office/word/2010/wordprocessingDrawing" xmlns:wp="http://schemas.openxmlformats.org/drawingml/2006/wordprocessingDrawing" xmlns:w10="urn:schemas-microsoft-com:office:word" xmlns:w="http://schemas.openxmlformats.org/wordprocessingml/2006/main" xmlns:w14="http://schemas.microsoft.com/office/word/2010/wordml" xmlns:w15="http://schemas.microsoft.com/office/word/2012/wordml" xmlns:w16se="http://schemas.microsoft.com/office/word/2015/wordml/symex" xmlns:wpg="http://schemas.microsoft.com/office/word/2010/wordprocessingGroup" xmlns:wpi="http://schemas.microsoft.com/office/word/2010/wordprocessingInk" xmlns:wne="http://schemas.microsoft.com/office/word/2006/wordml" xmlns:wps="http://schemas.microsoft.com/office/word/2010/wordprocessingShape" mc:Ignorable="w14 w15 w16se wp14">
+<w:hdr xmlns:wpc="http://schemas.microsoft.com/office/word/2010/wordprocessingCanvas" xmlns:cx="http://schemas.microsoft.com/office/drawing/2014/chartex" xmlns:cx1="http://schemas.microsoft.com/office/drawing/2015/9/8/chartex" xmlns:cx2="http://schemas.microsoft.com/office/drawing/2015/10/21/chartex" xmlns:cx3="http://schemas.microsoft.com/office/drawing/2016/5/9/chartex" xmlns:cx4="http://schemas.microsoft.com/office/drawing/2016/5/10/chartex" xmlns:cx5="http://schemas.microsoft.com/office/drawing/2016/5/11/chartex" xmlns:cx6="http://schemas.microsoft.com/office/drawing/2016/5/12/chartex" xmlns:cx7="http://schemas.microsoft.com/office/drawing/2016/5/13/chartex" xmlns:cx8="http://schemas.microsoft.com/office/drawing/2016/5/14/chartex" xmlns:mc="http://schemas.openxmlformats.org/markup-compatibility/2006" xmlns:aink="http://schemas.microsoft.com/office/drawing/2016/ink" xmlns:am3d="http://schemas.microsoft.com/office/drawing/2017/model3d" xmlns:o="urn:schemas-microsoft-com:office:office" xmlns:oel="http://schemas.microsoft.com/office/2019/extlst" xmlns:r="http://schemas.openxmlformats.org/officeDocument/2006/relationships" xmlns:m="http://schemas.openxmlformats.org/officeDocument/2006/math" xmlns:v="urn:schemas-microsoft-com:vml" xmlns:wp14="http://schemas.microsoft.com/office/word/2010/wordprocessingDrawing" xmlns:wp="http://schemas.openxmlformats.org/drawingml/2006/wordprocessingDrawing" xmlns:w10="urn:schemas-microsoft-com:office:word" xmlns:w="http://schemas.openxmlformats.org/wordprocessingml/2006/main" xmlns:w14="http://schemas.microsoft.com/office/word/2010/wordml" xmlns:w15="http://schemas.microsoft.com/office/word/2012/wordml" xmlns:w16cex="http://schemas.microsoft.com/office/word/2018/wordml/cex" xmlns:w16cid="http://schemas.microsoft.com/office/word/2016/wordml/cid" xmlns:w16="http://schemas.microsoft.com/office/word/2018/wordml" xmlns:w16du="http://schemas.microsoft.com/office/word/2023/wordml/word16du" xmlns:w16sdtdh="http://schemas.microsoft.com/office/word/2020/wordml/sdtdatahash" xmlns:w16sdtfl="http://schemas.microsoft.com/office/word/2024/wordml/sdtformatlock" xmlns:w16se="http://schemas.microsoft.com/office/word/2015/wordml/symex" xmlns:wpg="http://schemas.microsoft.com/office/word/2010/wordprocessingGroup" xmlns:wpi="http://schemas.microsoft.com/office/word/2010/wordprocessingInk" xmlns:wne="http://schemas.microsoft.com/office/word/2006/wordml" xmlns:wps="http://schemas.microsoft.com/office/word/2010/wordprocessingShape" mc:Ignorable="w14 w15 w16se w16cid w16 w16cex w16sdtdh w16sdtfl w16du wp14">
   <w:tbl>
     <w:tblPr>
       <w:tblStyle w:val="TablaUNIR30"/>
@@ -3266,9 +2519,11 @@
               <w:color w:val="0098CD"/>
             </w:rPr>
           </w:pPr>
+          <w:proofErr w:type="spellStart"/>
           <w:r>
             <w:t>Algorithmics</w:t>
           </w:r>
+          <w:proofErr w:type="spellEnd"/>
         </w:p>
       </w:tc>
       <w:tc>
@@ -3286,6 +2541,7 @@
               <w:szCs w:val="22"/>
             </w:rPr>
           </w:pPr>
+          <w:proofErr w:type="spellStart"/>
           <w:r>
             <w:rPr>
               <w:rFonts w:cs="UnitOT-Medi"/>
@@ -3293,8 +2549,29 @@
               <w:sz w:val="22"/>
               <w:szCs w:val="22"/>
             </w:rPr>
-            <w:t>Student information</w:t>
+            <w:t>Student</w:t>
           </w:r>
+          <w:proofErr w:type="spellEnd"/>
+          <w:r>
+            <w:rPr>
+              <w:rFonts w:cs="UnitOT-Medi"/>
+              <w:color w:val="0098CD"/>
+              <w:sz w:val="22"/>
+              <w:szCs w:val="22"/>
+            </w:rPr>
+            <w:t xml:space="preserve"> </w:t>
+          </w:r>
+          <w:proofErr w:type="spellStart"/>
+          <w:r>
+            <w:rPr>
+              <w:rFonts w:cs="UnitOT-Medi"/>
+              <w:color w:val="0098CD"/>
+              <w:sz w:val="22"/>
+              <w:szCs w:val="22"/>
+            </w:rPr>
+            <w:t>information</w:t>
+          </w:r>
+          <w:proofErr w:type="spellEnd"/>
         </w:p>
       </w:tc>
       <w:tc>
@@ -3344,6 +2621,7 @@
               <w:szCs w:val="22"/>
             </w:rPr>
           </w:pPr>
+          <w:proofErr w:type="spellStart"/>
           <w:r>
             <w:rPr>
               <w:rFonts w:cs="UnitOT-Medi"/>
@@ -3351,8 +2629,39 @@
               <w:sz w:val="22"/>
               <w:szCs w:val="22"/>
             </w:rPr>
-            <w:t xml:space="preserve">Number of </w:t>
+            <w:t>Number</w:t>
           </w:r>
+          <w:proofErr w:type="spellEnd"/>
+          <w:r>
+            <w:rPr>
+              <w:rFonts w:cs="UnitOT-Medi"/>
+              <w:color w:val="0098CD"/>
+              <w:sz w:val="22"/>
+              <w:szCs w:val="22"/>
+            </w:rPr>
+            <w:t xml:space="preserve"> </w:t>
+          </w:r>
+          <w:proofErr w:type="spellStart"/>
+          <w:r>
+            <w:rPr>
+              <w:rFonts w:cs="UnitOT-Medi"/>
+              <w:color w:val="0098CD"/>
+              <w:sz w:val="22"/>
+              <w:szCs w:val="22"/>
+            </w:rPr>
+            <w:t>of</w:t>
+          </w:r>
+          <w:proofErr w:type="spellEnd"/>
+          <w:r>
+            <w:rPr>
+              <w:rFonts w:cs="UnitOT-Medi"/>
+              <w:color w:val="0098CD"/>
+              <w:sz w:val="22"/>
+              <w:szCs w:val="22"/>
+            </w:rPr>
+            <w:t xml:space="preserve"> </w:t>
+          </w:r>
+          <w:proofErr w:type="spellStart"/>
           <w:r>
             <w:rPr>
               <w:rFonts w:cs="UnitOT-Medi"/>
@@ -3362,6 +2671,7 @@
             </w:rPr>
             <w:t>session</w:t>
           </w:r>
+          <w:proofErr w:type="spellEnd"/>
         </w:p>
       </w:tc>
     </w:tr>
@@ -3512,6 +2822,7 @@
               <w:szCs w:val="22"/>
             </w:rPr>
           </w:pPr>
+          <w:proofErr w:type="spellStart"/>
           <w:r>
             <w:rPr>
               <w:sz w:val="22"/>
@@ -3519,6 +2830,7 @@
             </w:rPr>
             <w:t>Surname</w:t>
           </w:r>
+          <w:proofErr w:type="spellEnd"/>
           <w:r>
             <w:rPr>
               <w:sz w:val="22"/>
@@ -3613,12 +2925,21 @@
               <w:szCs w:val="22"/>
             </w:rPr>
           </w:pPr>
+          <w:proofErr w:type="spellStart"/>
           <w:r>
             <w:rPr>
               <w:sz w:val="22"/>
               <w:szCs w:val="22"/>
             </w:rPr>
-            <w:t>Name:</w:t>
+            <w:t>Name</w:t>
+          </w:r>
+          <w:proofErr w:type="spellEnd"/>
+          <w:r>
+            <w:rPr>
+              <w:sz w:val="22"/>
+              <w:szCs w:val="22"/>
+            </w:rPr>
+            <w:t>:</w:t>
           </w:r>
           <w:r>
             <w:rPr>
@@ -3673,7 +2994,7 @@
 </file>
 
 <file path=word/numbering.xml><?xml version="1.0" encoding="utf-8"?>
-<w:numbering xmlns:wpc="http://schemas.microsoft.com/office/word/2010/wordprocessingCanvas" xmlns:cx="http://schemas.microsoft.com/office/drawing/2014/chartex" xmlns:cx1="http://schemas.microsoft.com/office/drawing/2015/9/8/chartex" xmlns:mc="http://schemas.openxmlformats.org/markup-compatibility/2006" xmlns:o="urn:schemas-microsoft-com:office:office" xmlns:r="http://schemas.openxmlformats.org/officeDocument/2006/relationships" xmlns:m="http://schemas.openxmlformats.org/officeDocument/2006/math" xmlns:v="urn:schemas-microsoft-com:vml" xmlns:wp14="http://schemas.microsoft.com/office/word/2010/wordprocessingDrawing" xmlns:wp="http://schemas.openxmlformats.org/drawingml/2006/wordprocessingDrawing" xmlns:w10="urn:schemas-microsoft-com:office:word" xmlns:w="http://schemas.openxmlformats.org/wordprocessingml/2006/main" xmlns:w14="http://schemas.microsoft.com/office/word/2010/wordml" xmlns:w15="http://schemas.microsoft.com/office/word/2012/wordml" xmlns:w16se="http://schemas.microsoft.com/office/word/2015/wordml/symex" xmlns:wpg="http://schemas.microsoft.com/office/word/2010/wordprocessingGroup" xmlns:wpi="http://schemas.microsoft.com/office/word/2010/wordprocessingInk" xmlns:wne="http://schemas.microsoft.com/office/word/2006/wordml" xmlns:wps="http://schemas.microsoft.com/office/word/2010/wordprocessingShape" mc:Ignorable="w14 w15 w16se wp14">
+<w:numbering xmlns:wpc="http://schemas.microsoft.com/office/word/2010/wordprocessingCanvas" xmlns:cx="http://schemas.microsoft.com/office/drawing/2014/chartex" xmlns:cx1="http://schemas.microsoft.com/office/drawing/2015/9/8/chartex" xmlns:cx2="http://schemas.microsoft.com/office/drawing/2015/10/21/chartex" xmlns:cx3="http://schemas.microsoft.com/office/drawing/2016/5/9/chartex" xmlns:cx4="http://schemas.microsoft.com/office/drawing/2016/5/10/chartex" xmlns:cx5="http://schemas.microsoft.com/office/drawing/2016/5/11/chartex" xmlns:cx6="http://schemas.microsoft.com/office/drawing/2016/5/12/chartex" xmlns:cx7="http://schemas.microsoft.com/office/drawing/2016/5/13/chartex" xmlns:cx8="http://schemas.microsoft.com/office/drawing/2016/5/14/chartex" xmlns:mc="http://schemas.openxmlformats.org/markup-compatibility/2006" xmlns:aink="http://schemas.microsoft.com/office/drawing/2016/ink" xmlns:am3d="http://schemas.microsoft.com/office/drawing/2017/model3d" xmlns:o="urn:schemas-microsoft-com:office:office" xmlns:oel="http://schemas.microsoft.com/office/2019/extlst" xmlns:r="http://schemas.openxmlformats.org/officeDocument/2006/relationships" xmlns:m="http://schemas.openxmlformats.org/officeDocument/2006/math" xmlns:v="urn:schemas-microsoft-com:vml" xmlns:wp14="http://schemas.microsoft.com/office/word/2010/wordprocessingDrawing" xmlns:wp="http://schemas.openxmlformats.org/drawingml/2006/wordprocessingDrawing" xmlns:w10="urn:schemas-microsoft-com:office:word" xmlns:w="http://schemas.openxmlformats.org/wordprocessingml/2006/main" xmlns:w14="http://schemas.microsoft.com/office/word/2010/wordml" xmlns:w15="http://schemas.microsoft.com/office/word/2012/wordml" xmlns:w16cex="http://schemas.microsoft.com/office/word/2018/wordml/cex" xmlns:w16cid="http://schemas.microsoft.com/office/word/2016/wordml/cid" xmlns:w16="http://schemas.microsoft.com/office/word/2018/wordml" xmlns:w16du="http://schemas.microsoft.com/office/word/2023/wordml/word16du" xmlns:w16sdtdh="http://schemas.microsoft.com/office/word/2020/wordml/sdtdatahash" xmlns:w16sdtfl="http://schemas.microsoft.com/office/word/2024/wordml/sdtformatlock" xmlns:w16se="http://schemas.microsoft.com/office/word/2015/wordml/symex" xmlns:wpg="http://schemas.microsoft.com/office/word/2010/wordprocessingGroup" xmlns:wpi="http://schemas.microsoft.com/office/word/2010/wordprocessingInk" xmlns:wne="http://schemas.microsoft.com/office/word/2006/wordml" xmlns:wps="http://schemas.microsoft.com/office/word/2010/wordprocessingShape" mc:Ignorable="w14 w15 w16se w16cid w16 w16cex w16sdtdh w16sdtfl w16du wp14">
   <w:abstractNum w:abstractNumId="0" w15:restartNumberingAfterBreak="0">
     <w:nsid w:val="089450AA"/>
     <w:multiLevelType w:val="multilevel"/>
@@ -6240,88 +5561,88 @@
       </w:rPr>
     </w:lvl>
   </w:abstractNum>
-  <w:num w:numId="1">
+  <w:num w:numId="1" w16cid:durableId="1005746022">
     <w:abstractNumId w:val="0"/>
   </w:num>
-  <w:num w:numId="2">
+  <w:num w:numId="2" w16cid:durableId="434055010">
     <w:abstractNumId w:val="23"/>
   </w:num>
-  <w:num w:numId="3">
+  <w:num w:numId="3" w16cid:durableId="1786998315">
     <w:abstractNumId w:val="39"/>
   </w:num>
-  <w:num w:numId="4">
+  <w:num w:numId="4" w16cid:durableId="1269775122">
     <w:abstractNumId w:val="24"/>
   </w:num>
-  <w:num w:numId="5">
+  <w:num w:numId="5" w16cid:durableId="269289280">
     <w:abstractNumId w:val="13"/>
   </w:num>
-  <w:num w:numId="6">
+  <w:num w:numId="6" w16cid:durableId="1482772060">
     <w:abstractNumId w:val="6"/>
   </w:num>
-  <w:num w:numId="7">
+  <w:num w:numId="7" w16cid:durableId="1441947360">
     <w:abstractNumId w:val="30"/>
   </w:num>
-  <w:num w:numId="8">
+  <w:num w:numId="8" w16cid:durableId="152645607">
     <w:abstractNumId w:val="11"/>
   </w:num>
-  <w:num w:numId="9">
+  <w:num w:numId="9" w16cid:durableId="1040782763">
     <w:abstractNumId w:val="35"/>
   </w:num>
-  <w:num w:numId="10">
+  <w:num w:numId="10" w16cid:durableId="631834828">
     <w:abstractNumId w:val="1"/>
   </w:num>
-  <w:num w:numId="11">
+  <w:num w:numId="11" w16cid:durableId="157114080">
     <w:abstractNumId w:val="40"/>
   </w:num>
-  <w:num w:numId="12">
+  <w:num w:numId="12" w16cid:durableId="861629549">
     <w:abstractNumId w:val="5"/>
   </w:num>
-  <w:num w:numId="13">
+  <w:num w:numId="13" w16cid:durableId="1166745549">
     <w:abstractNumId w:val="18"/>
   </w:num>
-  <w:num w:numId="14">
+  <w:num w:numId="14" w16cid:durableId="992684162">
     <w:abstractNumId w:val="20"/>
   </w:num>
-  <w:num w:numId="15">
+  <w:num w:numId="15" w16cid:durableId="365714669">
     <w:abstractNumId w:val="34"/>
   </w:num>
-  <w:num w:numId="16">
+  <w:num w:numId="16" w16cid:durableId="395081783">
     <w:abstractNumId w:val="29"/>
   </w:num>
-  <w:num w:numId="17">
+  <w:num w:numId="17" w16cid:durableId="1632783195">
     <w:abstractNumId w:val="19"/>
   </w:num>
-  <w:num w:numId="18">
+  <w:num w:numId="18" w16cid:durableId="124781036">
     <w:abstractNumId w:val="36"/>
   </w:num>
-  <w:num w:numId="19">
+  <w:num w:numId="19" w16cid:durableId="594242106">
     <w:abstractNumId w:val="8"/>
   </w:num>
-  <w:num w:numId="20">
+  <w:num w:numId="20" w16cid:durableId="355815243">
     <w:abstractNumId w:val="17"/>
   </w:num>
-  <w:num w:numId="21">
+  <w:num w:numId="21" w16cid:durableId="1220901628">
     <w:abstractNumId w:val="28"/>
   </w:num>
-  <w:num w:numId="22">
+  <w:num w:numId="22" w16cid:durableId="206920418">
     <w:abstractNumId w:val="16"/>
   </w:num>
-  <w:num w:numId="23">
+  <w:num w:numId="23" w16cid:durableId="1032269400">
     <w:abstractNumId w:val="9"/>
   </w:num>
-  <w:num w:numId="24">
+  <w:num w:numId="24" w16cid:durableId="408430203">
     <w:abstractNumId w:val="25"/>
   </w:num>
-  <w:num w:numId="25">
+  <w:num w:numId="25" w16cid:durableId="1753163980">
     <w:abstractNumId w:val="10"/>
   </w:num>
-  <w:num w:numId="26">
+  <w:num w:numId="26" w16cid:durableId="1749375714">
     <w:abstractNumId w:val="21"/>
   </w:num>
-  <w:num w:numId="27">
+  <w:num w:numId="27" w16cid:durableId="514006107">
     <w:abstractNumId w:val="33"/>
   </w:num>
-  <w:num w:numId="28">
+  <w:num w:numId="28" w16cid:durableId="1718049436">
     <w:abstractNumId w:val="19"/>
     <w:lvlOverride w:ilvl="0"/>
     <w:lvlOverride w:ilvl="1"/>
@@ -6345,46 +5666,46 @@
       <w:startOverride w:val="1"/>
     </w:lvlOverride>
   </w:num>
-  <w:num w:numId="29">
+  <w:num w:numId="29" w16cid:durableId="169611687">
     <w:abstractNumId w:val="37"/>
   </w:num>
-  <w:num w:numId="30">
+  <w:num w:numId="30" w16cid:durableId="774902694">
     <w:abstractNumId w:val="22"/>
   </w:num>
-  <w:num w:numId="31">
+  <w:num w:numId="31" w16cid:durableId="333068738">
     <w:abstractNumId w:val="27"/>
   </w:num>
-  <w:num w:numId="32">
+  <w:num w:numId="32" w16cid:durableId="2002350601">
     <w:abstractNumId w:val="32"/>
   </w:num>
-  <w:num w:numId="33">
+  <w:num w:numId="33" w16cid:durableId="955788945">
     <w:abstractNumId w:val="14"/>
   </w:num>
-  <w:num w:numId="34">
+  <w:num w:numId="34" w16cid:durableId="1682051590">
     <w:abstractNumId w:val="15"/>
   </w:num>
-  <w:num w:numId="35">
+  <w:num w:numId="35" w16cid:durableId="1902133846">
     <w:abstractNumId w:val="7"/>
   </w:num>
-  <w:num w:numId="36">
+  <w:num w:numId="36" w16cid:durableId="560866105">
     <w:abstractNumId w:val="38"/>
   </w:num>
-  <w:num w:numId="37">
+  <w:num w:numId="37" w16cid:durableId="1885602287">
     <w:abstractNumId w:val="3"/>
   </w:num>
-  <w:num w:numId="38">
+  <w:num w:numId="38" w16cid:durableId="199823882">
     <w:abstractNumId w:val="12"/>
   </w:num>
-  <w:num w:numId="39">
+  <w:num w:numId="39" w16cid:durableId="1108155784">
     <w:abstractNumId w:val="31"/>
   </w:num>
-  <w:num w:numId="40">
+  <w:num w:numId="40" w16cid:durableId="1066802286">
     <w:abstractNumId w:val="26"/>
   </w:num>
-  <w:num w:numId="41">
+  <w:num w:numId="41" w16cid:durableId="1490098829">
     <w:abstractNumId w:val="4"/>
   </w:num>
-  <w:num w:numId="42">
+  <w:num w:numId="42" w16cid:durableId="16934850">
     <w:abstractNumId w:val="2"/>
   </w:num>
   <w:numIdMacAtCleanup w:val="10"/>
@@ -6392,7 +5713,7 @@
 </file>
 
 <file path=word/styles.xml><?xml version="1.0" encoding="utf-8"?>
-<w:styles xmlns:mc="http://schemas.openxmlformats.org/markup-compatibility/2006" xmlns:r="http://schemas.openxmlformats.org/officeDocument/2006/relationships" xmlns:w="http://schemas.openxmlformats.org/wordprocessingml/2006/main" xmlns:w14="http://schemas.microsoft.com/office/word/2010/wordml" xmlns:w15="http://schemas.microsoft.com/office/word/2012/wordml" xmlns:w16se="http://schemas.microsoft.com/office/word/2015/wordml/symex" mc:Ignorable="w14 w15 w16se">
+<w:styles xmlns:mc="http://schemas.openxmlformats.org/markup-compatibility/2006" xmlns:r="http://schemas.openxmlformats.org/officeDocument/2006/relationships" xmlns:w="http://schemas.openxmlformats.org/wordprocessingml/2006/main" xmlns:w14="http://schemas.microsoft.com/office/word/2010/wordml" xmlns:w15="http://schemas.microsoft.com/office/word/2012/wordml" xmlns:w16cex="http://schemas.microsoft.com/office/word/2018/wordml/cex" xmlns:w16cid="http://schemas.microsoft.com/office/word/2016/wordml/cid" xmlns:w16="http://schemas.microsoft.com/office/word/2018/wordml" xmlns:w16du="http://schemas.microsoft.com/office/word/2023/wordml/word16du" xmlns:w16sdtdh="http://schemas.microsoft.com/office/word/2020/wordml/sdtdatahash" xmlns:w16sdtfl="http://schemas.microsoft.com/office/word/2024/wordml/sdtformatlock" xmlns:w16se="http://schemas.microsoft.com/office/word/2015/wordml/symex" mc:Ignorable="w14 w15 w16se w16cid w16 w16cex w16sdtdh w16sdtfl w16du">
   <w:docDefaults>
     <w:rPrDefault>
       <w:rPr>
@@ -6408,7 +5729,7 @@
       </w:pPr>
     </w:pPrDefault>
   </w:docDefaults>
-  <w:latentStyles w:defLockedState="0" w:defUIPriority="99" w:defSemiHidden="0" w:defUnhideWhenUsed="0" w:defQFormat="0" w:count="371">
+  <w:latentStyles w:defLockedState="0" w:defUIPriority="99" w:defSemiHidden="0" w:defUnhideWhenUsed="0" w:defQFormat="0" w:count="376">
     <w:lsdException w:name="Normal" w:uiPriority="0" w:qFormat="1"/>
     <w:lsdException w:name="heading 1" w:uiPriority="0" w:qFormat="1"/>
     <w:lsdException w:name="heading 2" w:semiHidden="1" w:uiPriority="9" w:unhideWhenUsed="1"/>
@@ -6780,11 +6101,16 @@
     <w:lsdException w:name="List Table 5 Dark Accent 6" w:uiPriority="50"/>
     <w:lsdException w:name="List Table 6 Colorful Accent 6" w:uiPriority="51"/>
     <w:lsdException w:name="List Table 7 Colorful Accent 6" w:uiPriority="52"/>
+    <w:lsdException w:name="Mention" w:semiHidden="1" w:unhideWhenUsed="1"/>
+    <w:lsdException w:name="Smart Hyperlink" w:semiHidden="1" w:unhideWhenUsed="1"/>
+    <w:lsdException w:name="Hashtag" w:semiHidden="1" w:unhideWhenUsed="1"/>
+    <w:lsdException w:name="Unresolved Mention" w:semiHidden="1" w:unhideWhenUsed="1"/>
+    <w:lsdException w:name="Smart Link" w:semiHidden="1" w:unhideWhenUsed="1"/>
   </w:latentStyles>
   <w:style w:type="paragraph" w:default="1" w:styleId="Normal">
     <w:name w:val="Normal"/>
     <w:qFormat/>
-    <w:rsid w:val="00E7167D"/>
+    <w:rsid w:val="00C943C6"/>
     <w:pPr>
       <w:spacing w:after="0" w:line="360" w:lineRule="auto"/>
       <w:jc w:val="both"/>
